--- a/生物化学实验(Biochemistry Lab)/Week 8/实验报告/SDS-PAGE电泳与蛋白质免疫印迹.docx
+++ b/生物化学实验(Biochemistry Lab)/Week 8/实验报告/SDS-PAGE电泳与蛋白质免疫印迹.docx
@@ -7,7 +7,7 @@
         <w:spacing w:line="360" w:lineRule="auto"/>
         <w:jc w:val="center"/>
         <w:rPr>
-          <w:rFonts w:eastAsia="SimSun" w:hint="eastAsia"/>
+          <w:rFonts w:eastAsia="SimSun"/>
           <w:b/>
           <w:bCs/>
           <w:sz w:val="28"/>
@@ -130,15 +130,6 @@
           <w:lang w:val="en-US"/>
         </w:rPr>
       </w:pPr>
-      <w:r>
-        <w:rPr>
-          <w:rFonts w:eastAsia="SimSun" w:hint="eastAsia"/>
-          <w:b/>
-          <w:bCs/>
-          <w:lang w:val="en-US"/>
-        </w:rPr>
-        <w:t>大组成员：</w:t>
-      </w:r>
     </w:p>
     <w:p>
       <w:pPr>
@@ -151,6 +142,15 @@
           <w:lang w:val="en-US"/>
         </w:rPr>
       </w:pPr>
+      <w:r>
+        <w:rPr>
+          <w:rFonts w:eastAsia="SimSun"/>
+          <w:b/>
+          <w:bCs/>
+          <w:lang w:val="en-US"/>
+        </w:rPr>
+        <w:t xml:space="preserve">          </w:t>
+      </w:r>
     </w:p>
     <w:p>
       <w:pPr>
@@ -190,7 +190,7 @@
         <w:spacing w:line="360" w:lineRule="auto"/>
         <w:ind w:firstLineChars="0"/>
         <w:rPr>
-          <w:rFonts w:ascii="Times New Roman" w:eastAsia="SimSun" w:hAnsi="Times New Roman" w:cs="Times New Roman" w:hint="eastAsia"/>
+          <w:rFonts w:ascii="Times New Roman" w:eastAsia="SimSun" w:hAnsi="Times New Roman" w:cs="Times New Roman"/>
           <w:b/>
           <w:bCs/>
           <w:szCs w:val="21"/>
@@ -377,7 +377,7 @@
         <w:spacing w:line="360" w:lineRule="auto"/>
         <w:jc w:val="both"/>
         <w:rPr>
-          <w:rFonts w:eastAsia="SimSun" w:hint="eastAsia"/>
+          <w:rFonts w:eastAsia="SimSun"/>
           <w:sz w:val="21"/>
           <w:szCs w:val="21"/>
           <w:lang w:val="en-US"/>
@@ -507,25 +507,7 @@
           <w:szCs w:val="21"/>
           <w:lang w:val="en-US"/>
         </w:rPr>
-        <w:t>每种样品</w:t>
-      </w:r>
-      <w:r>
-        <w:rPr>
-          <w:rFonts w:eastAsia="SimSun" w:hint="eastAsia"/>
-          <w:sz w:val="21"/>
-          <w:szCs w:val="21"/>
-          <w:lang w:val="en-US"/>
-        </w:rPr>
-        <w:t>的理论</w:t>
-      </w:r>
-      <w:r>
-        <w:rPr>
-          <w:rFonts w:eastAsia="SimSun" w:hint="eastAsia"/>
-          <w:sz w:val="21"/>
-          <w:szCs w:val="21"/>
-          <w:lang w:val="en-US"/>
-        </w:rPr>
-        <w:t>上样体积与上样量</w:t>
+        <w:t>每种样品的理论上样体积与上样量</w:t>
       </w:r>
       <w:r>
         <w:rPr>
@@ -934,25 +916,7 @@
                 <w:szCs w:val="21"/>
                 <w:lang w:val="en-US"/>
               </w:rPr>
-              <m:t>[</m:t>
-            </m:r>
-            <m:r>
-              <w:rPr>
-                <w:rFonts w:ascii="Cambria Math" w:eastAsia="SimSun" w:hAnsi="Cambria Math"/>
-                <w:sz w:val="21"/>
-                <w:szCs w:val="21"/>
-                <w:lang w:val="en-US"/>
-              </w:rPr>
-              <m:t>S</m:t>
-            </m:r>
-            <m:r>
-              <w:rPr>
-                <w:rFonts w:ascii="Cambria Math" w:eastAsia="SimSun" w:hAnsi="Cambria Math"/>
-                <w:sz w:val="21"/>
-                <w:szCs w:val="21"/>
-                <w:lang w:val="en-US"/>
-              </w:rPr>
-              <m:t>]</m:t>
+              <m:t>[S]</m:t>
             </m:r>
           </m:e>
           <m:sup>
@@ -974,16 +938,7 @@
             <w:szCs w:val="21"/>
             <w:lang w:val="en-US"/>
           </w:rPr>
-          <m:t>=</m:t>
-        </m:r>
-        <m:r>
-          <w:rPr>
-            <w:rFonts w:ascii="Cambria Math" w:eastAsia="SimSun" w:hAnsi="Cambria Math"/>
-            <w:sz w:val="21"/>
-            <w:szCs w:val="21"/>
-            <w:lang w:val="en-US"/>
-          </w:rPr>
-          <m:t>0.8[S]</m:t>
+          <m:t>=0.8[S]</m:t>
         </m:r>
       </m:oMath>
       <w:r>
@@ -1016,25 +971,7 @@
                 <w:szCs w:val="21"/>
                 <w:lang w:val="en-US"/>
               </w:rPr>
-              <m:t>[</m:t>
-            </m:r>
-            <m:r>
-              <w:rPr>
-                <w:rFonts w:ascii="Cambria Math" w:eastAsia="SimSun" w:hAnsi="Cambria Math"/>
-                <w:sz w:val="21"/>
-                <w:szCs w:val="21"/>
-                <w:lang w:val="en-US"/>
-              </w:rPr>
-              <m:t>S</m:t>
-            </m:r>
-            <m:r>
-              <w:rPr>
-                <w:rFonts w:ascii="Cambria Math" w:eastAsia="SimSun" w:hAnsi="Cambria Math"/>
-                <w:sz w:val="21"/>
-                <w:szCs w:val="21"/>
-                <w:lang w:val="en-US"/>
-              </w:rPr>
-              <m:t>]</m:t>
+              <m:t>[S]</m:t>
             </m:r>
           </m:e>
           <m:sup>
@@ -1056,16 +993,7 @@
             <w:szCs w:val="21"/>
             <w:lang w:val="en-US"/>
           </w:rPr>
-          <m:t>∈</m:t>
-        </m:r>
-        <m:r>
-          <w:rPr>
-            <w:rFonts w:ascii="Cambria Math" w:eastAsia="SimSun" w:hAnsi="Cambria Math"/>
-            <w:sz w:val="21"/>
-            <w:szCs w:val="21"/>
-            <w:lang w:val="en-US"/>
-          </w:rPr>
-          <m:t>[</m:t>
+          <m:t>∈[</m:t>
         </m:r>
         <m:sSub>
           <m:sSubPr>
@@ -1224,25 +1152,7 @@
                 <w:szCs w:val="21"/>
                 <w:lang w:val="en-US"/>
               </w:rPr>
-              <m:t>[</m:t>
-            </m:r>
-            <m:r>
-              <w:rPr>
-                <w:rFonts w:ascii="Cambria Math" w:eastAsia="SimSun" w:hAnsi="Cambria Math"/>
-                <w:sz w:val="21"/>
-                <w:szCs w:val="21"/>
-                <w:lang w:val="en-US"/>
-              </w:rPr>
-              <m:t>S</m:t>
-            </m:r>
-            <m:r>
-              <w:rPr>
-                <w:rFonts w:ascii="Cambria Math" w:eastAsia="SimSun" w:hAnsi="Cambria Math"/>
-                <w:sz w:val="21"/>
-                <w:szCs w:val="21"/>
-                <w:lang w:val="en-US"/>
-              </w:rPr>
-              <m:t>]</m:t>
+              <m:t>[S]</m:t>
             </m:r>
           </m:e>
           <m:sup>
@@ -1585,16 +1495,7 @@
           <w:szCs w:val="21"/>
           <w:lang w:val="en-US"/>
         </w:rPr>
-        <w:t>；</w:t>
-      </w:r>
-      <w:r>
-        <w:rPr>
-          <w:rFonts w:eastAsia="SimSun" w:hint="eastAsia"/>
-          <w:sz w:val="21"/>
-          <w:szCs w:val="21"/>
-          <w:lang w:val="en-US"/>
-        </w:rPr>
-        <w:t>若</w:t>
+        <w:t>；若</w:t>
       </w:r>
       <m:oMath>
         <m:sSup>
@@ -1684,16 +1585,7 @@
           <w:szCs w:val="21"/>
           <w:lang w:val="en-US"/>
         </w:rPr>
-        <w:t>，</w:t>
-      </w:r>
-      <w:r>
-        <w:rPr>
-          <w:rFonts w:eastAsia="SimSun" w:hint="eastAsia"/>
-          <w:sz w:val="21"/>
-          <w:szCs w:val="21"/>
-          <w:lang w:val="en-US"/>
-        </w:rPr>
-        <w:t>则需要加入超过理论</w:t>
+        <w:t>，则需要加入超过理论</w:t>
       </w:r>
       <w:r>
         <w:rPr>
@@ -1739,16 +1631,7 @@
             <w:szCs w:val="21"/>
             <w:lang w:val="en-US"/>
           </w:rPr>
-          <m:t>w</m:t>
-        </m:r>
-        <m:r>
-          <w:rPr>
-            <w:rFonts w:ascii="Cambria Math" w:eastAsia="SimSun" w:hAnsi="Cambria Math"/>
-            <w:sz w:val="21"/>
-            <w:szCs w:val="21"/>
-            <w:lang w:val="en-US"/>
-          </w:rPr>
-          <m:t>/[S]'</m:t>
+          <m:t>w/[S]'</m:t>
         </m:r>
       </m:oMath>
       <w:r>
@@ -1929,16 +1812,7 @@
           <w:szCs w:val="21"/>
           <w:lang w:val="en-US"/>
         </w:rPr>
-        <w:t>。</w:t>
-      </w:r>
-      <w:r>
-        <w:rPr>
-          <w:rFonts w:eastAsia="SimSun" w:hint="eastAsia"/>
-          <w:sz w:val="21"/>
-          <w:szCs w:val="21"/>
-          <w:lang w:val="en-US"/>
-        </w:rPr>
-        <w:t>由于实验过程中提供的</w:t>
+        <w:t>。由于实验过程中提供的</w:t>
       </w:r>
       <w:r>
         <w:rPr>
@@ -2178,17 +2052,7 @@
           <w:szCs w:val="21"/>
           <w:lang w:val="en-US"/>
         </w:rPr>
-        <w:t>电泳</w:t>
-      </w:r>
-      <w:r>
-        <w:rPr>
-          <w:rFonts w:ascii="Times New Roman" w:eastAsia="SimSun" w:hAnsi="Times New Roman" w:cs="Times New Roman" w:hint="eastAsia"/>
-          <w:b/>
-          <w:bCs/>
-          <w:szCs w:val="21"/>
-          <w:lang w:val="en-US"/>
-        </w:rPr>
-        <w:t>结果</w:t>
+        <w:t>电泳结果</w:t>
       </w:r>
     </w:p>
     <w:p>
@@ -2196,7 +2060,7 @@
         <w:spacing w:line="360" w:lineRule="auto"/>
         <w:jc w:val="center"/>
         <w:rPr>
-          <w:rFonts w:eastAsia="SimSun" w:hint="eastAsia"/>
+          <w:rFonts w:eastAsia="SimSun"/>
           <w:sz w:val="21"/>
           <w:szCs w:val="21"/>
           <w:lang w:val="en-US"/>
@@ -2495,7 +2359,7 @@
       <w:pPr>
         <w:spacing w:line="360" w:lineRule="auto"/>
         <w:rPr>
-          <w:rFonts w:eastAsia="SimSun" w:hint="eastAsia"/>
+          <w:rFonts w:eastAsia="SimSun"/>
           <w:sz w:val="21"/>
           <w:szCs w:val="21"/>
           <w:lang w:val="en-US"/>
@@ -2507,7 +2371,7 @@
         <w:spacing w:line="360" w:lineRule="auto"/>
         <w:jc w:val="center"/>
         <w:rPr>
-          <w:rFonts w:eastAsia="SimSun" w:hint="eastAsia"/>
+          <w:rFonts w:eastAsia="SimSun"/>
           <w:i/>
           <w:sz w:val="21"/>
           <w:szCs w:val="18"/>
@@ -4290,7 +4154,7 @@
               <w:spacing w:line="360" w:lineRule="auto"/>
               <w:jc w:val="center"/>
               <w:rPr>
-                <w:rFonts w:eastAsia="SimSun" w:hint="eastAsia"/>
+                <w:rFonts w:eastAsia="SimSun"/>
                 <w:sz w:val="21"/>
                 <w:szCs w:val="18"/>
                 <w:lang w:val="en-US"/>
@@ -4317,7 +4181,7 @@
               <w:spacing w:line="360" w:lineRule="auto"/>
               <w:jc w:val="center"/>
               <w:rPr>
-                <w:rFonts w:eastAsia="SimSun" w:hint="eastAsia"/>
+                <w:rFonts w:eastAsia="SimSun"/>
                 <w:sz w:val="21"/>
                 <w:szCs w:val="18"/>
                 <w:lang w:val="en-US"/>
@@ -4344,7 +4208,7 @@
               <w:spacing w:line="360" w:lineRule="auto"/>
               <w:jc w:val="center"/>
               <w:rPr>
-                <w:rFonts w:eastAsia="SimSun" w:hint="eastAsia"/>
+                <w:rFonts w:eastAsia="SimSun"/>
                 <w:sz w:val="21"/>
                 <w:szCs w:val="18"/>
                 <w:lang w:val="en-US"/>
@@ -4403,7 +4267,7 @@
               <w:spacing w:line="360" w:lineRule="auto"/>
               <w:jc w:val="center"/>
               <w:rPr>
-                <w:rFonts w:eastAsia="SimSun" w:hint="eastAsia"/>
+                <w:rFonts w:eastAsia="SimSun"/>
                 <w:sz w:val="21"/>
                 <w:szCs w:val="18"/>
                 <w:lang w:val="en-US"/>
@@ -4463,7 +4327,7 @@
               <w:spacing w:line="360" w:lineRule="auto"/>
               <w:jc w:val="center"/>
               <w:rPr>
-                <w:rFonts w:eastAsia="SimSun" w:hint="eastAsia"/>
+                <w:rFonts w:eastAsia="SimSun"/>
                 <w:sz w:val="21"/>
                 <w:szCs w:val="18"/>
                 <w:lang w:val="en-US"/>
@@ -4493,7 +4357,7 @@
               <w:spacing w:line="360" w:lineRule="auto"/>
               <w:jc w:val="center"/>
               <w:rPr>
-                <w:rFonts w:eastAsia="SimSun" w:hint="eastAsia"/>
+                <w:rFonts w:eastAsia="SimSun"/>
                 <w:sz w:val="21"/>
                 <w:szCs w:val="18"/>
                 <w:lang w:val="en-US"/>
@@ -4523,7 +4387,7 @@
               <w:spacing w:line="360" w:lineRule="auto"/>
               <w:jc w:val="center"/>
               <w:rPr>
-                <w:rFonts w:eastAsia="SimSun" w:hint="eastAsia"/>
+                <w:rFonts w:eastAsia="SimSun"/>
                 <w:sz w:val="21"/>
                 <w:szCs w:val="18"/>
                 <w:lang w:val="en-US"/>
@@ -4586,7 +4450,7 @@
               <w:spacing w:line="360" w:lineRule="auto"/>
               <w:jc w:val="center"/>
               <w:rPr>
-                <w:rFonts w:eastAsia="SimSun" w:hint="eastAsia"/>
+                <w:rFonts w:eastAsia="SimSun"/>
                 <w:sz w:val="21"/>
                 <w:szCs w:val="18"/>
                 <w:lang w:val="en-US"/>
@@ -4675,7 +4539,7 @@
               <w:spacing w:line="360" w:lineRule="auto"/>
               <w:jc w:val="center"/>
               <w:rPr>
-                <w:rFonts w:eastAsia="SimSun" w:hint="eastAsia"/>
+                <w:rFonts w:eastAsia="SimSun"/>
                 <w:sz w:val="21"/>
                 <w:szCs w:val="18"/>
                 <w:lang w:val="en-US"/>
@@ -4715,7 +4579,7 @@
               <w:spacing w:line="360" w:lineRule="auto"/>
               <w:jc w:val="center"/>
               <w:rPr>
-                <w:rFonts w:eastAsia="SimSun" w:hint="eastAsia"/>
+                <w:rFonts w:eastAsia="SimSun"/>
                 <w:sz w:val="21"/>
                 <w:szCs w:val="18"/>
                 <w:lang w:val="en-US"/>
@@ -4755,7 +4619,7 @@
               <w:spacing w:line="360" w:lineRule="auto"/>
               <w:jc w:val="center"/>
               <w:rPr>
-                <w:rFonts w:eastAsia="SimSun" w:hint="eastAsia"/>
+                <w:rFonts w:eastAsia="SimSun"/>
                 <w:sz w:val="21"/>
                 <w:szCs w:val="18"/>
                 <w:lang w:val="en-US"/>
@@ -4819,7 +4683,7 @@
               <w:spacing w:line="360" w:lineRule="auto"/>
               <w:jc w:val="center"/>
               <w:rPr>
-                <w:rFonts w:eastAsia="SimSun" w:hint="eastAsia"/>
+                <w:rFonts w:eastAsia="SimSun"/>
                 <w:sz w:val="21"/>
                 <w:szCs w:val="18"/>
                 <w:lang w:val="en-US"/>
@@ -4944,7 +4808,7 @@
               <w:spacing w:line="360" w:lineRule="auto"/>
               <w:jc w:val="center"/>
               <w:rPr>
-                <w:rFonts w:eastAsia="SimSun" w:hint="eastAsia"/>
+                <w:rFonts w:eastAsia="SimSun"/>
                 <w:sz w:val="21"/>
                 <w:szCs w:val="18"/>
                 <w:lang w:val="en-US"/>
@@ -4975,7 +4839,7 @@
               <w:spacing w:line="360" w:lineRule="auto"/>
               <w:jc w:val="center"/>
               <w:rPr>
-                <w:rFonts w:eastAsia="SimSun" w:hint="eastAsia"/>
+                <w:rFonts w:eastAsia="SimSun"/>
                 <w:sz w:val="21"/>
                 <w:szCs w:val="18"/>
                 <w:lang w:val="en-US"/>
@@ -5006,7 +4870,7 @@
               <w:spacing w:line="360" w:lineRule="auto"/>
               <w:jc w:val="center"/>
               <w:rPr>
-                <w:rFonts w:eastAsia="SimSun" w:hint="eastAsia"/>
+                <w:rFonts w:eastAsia="SimSun"/>
                 <w:sz w:val="21"/>
                 <w:szCs w:val="18"/>
                 <w:lang w:val="en-US"/>
@@ -5195,7 +5059,7 @@
               <w:spacing w:line="360" w:lineRule="auto"/>
               <w:jc w:val="center"/>
               <w:rPr>
-                <w:rFonts w:eastAsia="SimSun" w:hint="eastAsia"/>
+                <w:rFonts w:eastAsia="SimSun"/>
                 <w:sz w:val="21"/>
                 <w:szCs w:val="18"/>
                 <w:lang w:val="en-US"/>
@@ -5235,7 +5099,7 @@
               <w:spacing w:line="360" w:lineRule="auto"/>
               <w:jc w:val="center"/>
               <w:rPr>
-                <w:rFonts w:eastAsia="SimSun" w:hint="eastAsia"/>
+                <w:rFonts w:eastAsia="SimSun"/>
                 <w:sz w:val="21"/>
                 <w:szCs w:val="18"/>
                 <w:lang w:val="en-US"/>
@@ -5266,7 +5130,7 @@
               <w:spacing w:line="360" w:lineRule="auto"/>
               <w:jc w:val="center"/>
               <w:rPr>
-                <w:rFonts w:eastAsia="SimSun" w:hint="eastAsia"/>
+                <w:rFonts w:eastAsia="SimSun"/>
                 <w:sz w:val="21"/>
                 <w:szCs w:val="18"/>
                 <w:lang w:val="en-US"/>
@@ -5339,7 +5203,7 @@
               <w:spacing w:line="360" w:lineRule="auto"/>
               <w:jc w:val="center"/>
               <w:rPr>
-                <w:rFonts w:eastAsia="SimSun" w:hint="eastAsia"/>
+                <w:rFonts w:eastAsia="SimSun"/>
                 <w:b/>
                 <w:bCs/>
                 <w:sz w:val="21"/>
@@ -5431,7 +5295,7 @@
               <w:spacing w:line="360" w:lineRule="auto"/>
               <w:jc w:val="center"/>
               <w:rPr>
-                <w:rFonts w:eastAsia="SimSun" w:hint="eastAsia"/>
+                <w:rFonts w:eastAsia="SimSun"/>
                 <w:b/>
                 <w:bCs/>
                 <w:sz w:val="21"/>
@@ -5466,7 +5330,7 @@
               <w:spacing w:line="360" w:lineRule="auto"/>
               <w:jc w:val="center"/>
               <w:rPr>
-                <w:rFonts w:eastAsia="SimSun" w:hint="eastAsia"/>
+                <w:rFonts w:eastAsia="SimSun"/>
                 <w:b/>
                 <w:bCs/>
                 <w:sz w:val="21"/>
@@ -5512,7 +5376,7 @@
               <w:spacing w:line="360" w:lineRule="auto"/>
               <w:jc w:val="center"/>
               <w:rPr>
-                <w:rFonts w:eastAsia="SimSun" w:hint="eastAsia"/>
+                <w:rFonts w:eastAsia="SimSun"/>
                 <w:b/>
                 <w:bCs/>
                 <w:sz w:val="21"/>
@@ -5595,7 +5459,7 @@
               <w:spacing w:line="360" w:lineRule="auto"/>
               <w:jc w:val="center"/>
               <w:rPr>
-                <w:rFonts w:eastAsia="SimSun" w:hint="eastAsia"/>
+                <w:rFonts w:eastAsia="SimSun"/>
                 <w:b/>
                 <w:bCs/>
                 <w:sz w:val="21"/>
@@ -5698,7 +5562,7 @@
               <w:spacing w:line="360" w:lineRule="auto"/>
               <w:jc w:val="center"/>
               <w:rPr>
-                <w:rFonts w:eastAsia="SimSun" w:hint="eastAsia"/>
+                <w:rFonts w:eastAsia="SimSun"/>
                 <w:b/>
                 <w:bCs/>
                 <w:sz w:val="21"/>
@@ -5744,7 +5608,7 @@
               <w:spacing w:line="360" w:lineRule="auto"/>
               <w:jc w:val="center"/>
               <w:rPr>
-                <w:rFonts w:eastAsia="SimSun" w:hint="eastAsia"/>
+                <w:rFonts w:eastAsia="SimSun"/>
                 <w:b/>
                 <w:bCs/>
                 <w:sz w:val="21"/>
@@ -5790,7 +5654,7 @@
               <w:spacing w:line="360" w:lineRule="auto"/>
               <w:jc w:val="center"/>
               <w:rPr>
-                <w:rFonts w:eastAsia="SimSun" w:hint="eastAsia"/>
+                <w:rFonts w:eastAsia="SimSun"/>
                 <w:b/>
                 <w:bCs/>
                 <w:sz w:val="21"/>
@@ -5872,7 +5736,7 @@
               <w:spacing w:line="360" w:lineRule="auto"/>
               <w:jc w:val="center"/>
               <w:rPr>
-                <w:rFonts w:eastAsia="SimSun" w:hint="eastAsia"/>
+                <w:rFonts w:eastAsia="SimSun"/>
                 <w:sz w:val="21"/>
                 <w:szCs w:val="18"/>
                 <w:lang w:val="en-US"/>
@@ -5934,7 +5798,7 @@
               <w:spacing w:line="360" w:lineRule="auto"/>
               <w:jc w:val="center"/>
               <w:rPr>
-                <w:rFonts w:eastAsia="SimSun" w:hint="eastAsia"/>
+                <w:rFonts w:eastAsia="SimSun"/>
                 <w:sz w:val="21"/>
                 <w:szCs w:val="18"/>
                 <w:lang w:val="en-US"/>
@@ -6027,7 +5891,7 @@
               <w:spacing w:line="360" w:lineRule="auto"/>
               <w:jc w:val="center"/>
               <w:rPr>
-                <w:rFonts w:eastAsia="SimSun" w:hint="eastAsia"/>
+                <w:rFonts w:eastAsia="SimSun"/>
                 <w:b/>
                 <w:bCs/>
                 <w:sz w:val="21"/>
@@ -6113,7 +5977,7 @@
               <w:spacing w:line="360" w:lineRule="auto"/>
               <w:jc w:val="center"/>
               <w:rPr>
-                <w:rFonts w:eastAsia="SimSun" w:hint="eastAsia"/>
+                <w:rFonts w:eastAsia="SimSun"/>
                 <w:b/>
                 <w:bCs/>
                 <w:sz w:val="21"/>
@@ -6741,7 +6605,7 @@
               <w:spacing w:line="360" w:lineRule="auto"/>
               <w:jc w:val="center"/>
               <w:rPr>
-                <w:rFonts w:eastAsia="SimSun" w:hint="eastAsia"/>
+                <w:rFonts w:eastAsia="SimSun"/>
                 <w:sz w:val="21"/>
                 <w:szCs w:val="18"/>
                 <w:lang w:val="en-US"/>
@@ -7829,7 +7693,7 @@
               <w:spacing w:line="360" w:lineRule="auto"/>
               <w:jc w:val="center"/>
               <w:rPr>
-                <w:rFonts w:eastAsia="SimSun" w:hint="eastAsia"/>
+                <w:rFonts w:eastAsia="SimSun"/>
                 <w:sz w:val="21"/>
                 <w:szCs w:val="18"/>
                 <w:lang w:val="en-US"/>
@@ -7856,7 +7720,7 @@
               <w:spacing w:line="360" w:lineRule="auto"/>
               <w:jc w:val="center"/>
               <w:rPr>
-                <w:rFonts w:eastAsia="SimSun" w:hint="eastAsia"/>
+                <w:rFonts w:eastAsia="SimSun"/>
                 <w:sz w:val="21"/>
                 <w:szCs w:val="18"/>
                 <w:lang w:val="en-US"/>
@@ -7883,7 +7747,7 @@
               <w:spacing w:line="360" w:lineRule="auto"/>
               <w:jc w:val="center"/>
               <w:rPr>
-                <w:rFonts w:eastAsia="SimSun" w:hint="eastAsia"/>
+                <w:rFonts w:eastAsia="SimSun"/>
                 <w:sz w:val="21"/>
                 <w:szCs w:val="18"/>
                 <w:lang w:val="en-US"/>
@@ -7942,7 +7806,7 @@
               <w:spacing w:line="360" w:lineRule="auto"/>
               <w:jc w:val="center"/>
               <w:rPr>
-                <w:rFonts w:eastAsia="SimSun" w:hint="eastAsia"/>
+                <w:rFonts w:eastAsia="SimSun"/>
                 <w:sz w:val="21"/>
                 <w:szCs w:val="18"/>
                 <w:lang w:val="en-US"/>
@@ -8002,7 +7866,7 @@
               <w:spacing w:line="360" w:lineRule="auto"/>
               <w:jc w:val="center"/>
               <w:rPr>
-                <w:rFonts w:eastAsia="SimSun" w:hint="eastAsia"/>
+                <w:rFonts w:eastAsia="SimSun"/>
                 <w:sz w:val="21"/>
                 <w:szCs w:val="18"/>
                 <w:lang w:val="en-US"/>
@@ -8032,7 +7896,7 @@
               <w:spacing w:line="360" w:lineRule="auto"/>
               <w:jc w:val="center"/>
               <w:rPr>
-                <w:rFonts w:eastAsia="SimSun" w:hint="eastAsia"/>
+                <w:rFonts w:eastAsia="SimSun"/>
                 <w:sz w:val="21"/>
                 <w:szCs w:val="18"/>
                 <w:lang w:val="en-US"/>
@@ -8062,7 +7926,7 @@
               <w:spacing w:line="360" w:lineRule="auto"/>
               <w:jc w:val="center"/>
               <w:rPr>
-                <w:rFonts w:eastAsia="SimSun" w:hint="eastAsia"/>
+                <w:rFonts w:eastAsia="SimSun"/>
                 <w:sz w:val="21"/>
                 <w:szCs w:val="18"/>
                 <w:lang w:val="en-US"/>
@@ -8125,7 +7989,7 @@
               <w:spacing w:line="360" w:lineRule="auto"/>
               <w:jc w:val="center"/>
               <w:rPr>
-                <w:rFonts w:eastAsia="SimSun" w:hint="eastAsia"/>
+                <w:rFonts w:eastAsia="SimSun"/>
                 <w:sz w:val="21"/>
                 <w:szCs w:val="18"/>
                 <w:lang w:val="en-US"/>
@@ -8214,7 +8078,7 @@
               <w:spacing w:line="360" w:lineRule="auto"/>
               <w:jc w:val="center"/>
               <w:rPr>
-                <w:rFonts w:eastAsia="SimSun" w:hint="eastAsia"/>
+                <w:rFonts w:eastAsia="SimSun"/>
                 <w:sz w:val="21"/>
                 <w:szCs w:val="18"/>
                 <w:lang w:val="en-US"/>
@@ -8245,7 +8109,7 @@
               <w:spacing w:line="360" w:lineRule="auto"/>
               <w:jc w:val="center"/>
               <w:rPr>
-                <w:rFonts w:eastAsia="SimSun" w:hint="eastAsia"/>
+                <w:rFonts w:eastAsia="SimSun"/>
                 <w:sz w:val="21"/>
                 <w:szCs w:val="18"/>
                 <w:lang w:val="en-US"/>
@@ -8276,7 +8140,7 @@
               <w:spacing w:line="360" w:lineRule="auto"/>
               <w:jc w:val="center"/>
               <w:rPr>
-                <w:rFonts w:eastAsia="SimSun" w:hint="eastAsia"/>
+                <w:rFonts w:eastAsia="SimSun"/>
                 <w:sz w:val="21"/>
                 <w:szCs w:val="18"/>
                 <w:lang w:val="en-US"/>
@@ -8349,7 +8213,7 @@
               <w:spacing w:line="360" w:lineRule="auto"/>
               <w:jc w:val="center"/>
               <w:rPr>
-                <w:rFonts w:eastAsia="SimSun" w:hint="eastAsia"/>
+                <w:rFonts w:eastAsia="SimSun"/>
                 <w:sz w:val="21"/>
                 <w:szCs w:val="18"/>
                 <w:lang w:val="en-US"/>
@@ -8456,7 +8320,7 @@
               <w:spacing w:line="360" w:lineRule="auto"/>
               <w:jc w:val="center"/>
               <w:rPr>
-                <w:rFonts w:eastAsia="SimSun" w:hint="eastAsia"/>
+                <w:rFonts w:eastAsia="SimSun"/>
                 <w:sz w:val="21"/>
                 <w:szCs w:val="18"/>
                 <w:lang w:val="en-US"/>
@@ -8496,7 +8360,7 @@
               <w:spacing w:line="360" w:lineRule="auto"/>
               <w:jc w:val="center"/>
               <w:rPr>
-                <w:rFonts w:eastAsia="SimSun" w:hint="eastAsia"/>
+                <w:rFonts w:eastAsia="SimSun"/>
                 <w:sz w:val="21"/>
                 <w:szCs w:val="18"/>
                 <w:lang w:val="en-US"/>
@@ -8536,7 +8400,7 @@
               <w:spacing w:line="360" w:lineRule="auto"/>
               <w:jc w:val="center"/>
               <w:rPr>
-                <w:rFonts w:eastAsia="SimSun" w:hint="eastAsia"/>
+                <w:rFonts w:eastAsia="SimSun"/>
                 <w:sz w:val="21"/>
                 <w:szCs w:val="18"/>
                 <w:lang w:val="en-US"/>
@@ -8609,7 +8473,7 @@
               <w:spacing w:line="360" w:lineRule="auto"/>
               <w:jc w:val="center"/>
               <w:rPr>
-                <w:rFonts w:eastAsia="SimSun" w:hint="eastAsia"/>
+                <w:rFonts w:eastAsia="SimSun"/>
                 <w:sz w:val="21"/>
                 <w:szCs w:val="18"/>
                 <w:lang w:val="en-US"/>
@@ -8698,7 +8562,7 @@
               <w:spacing w:line="360" w:lineRule="auto"/>
               <w:jc w:val="center"/>
               <w:rPr>
-                <w:rFonts w:eastAsia="SimSun" w:hint="eastAsia"/>
+                <w:rFonts w:eastAsia="SimSun"/>
                 <w:sz w:val="21"/>
                 <w:szCs w:val="18"/>
                 <w:lang w:val="en-US"/>
@@ -8729,7 +8593,7 @@
               <w:spacing w:line="360" w:lineRule="auto"/>
               <w:jc w:val="center"/>
               <w:rPr>
-                <w:rFonts w:eastAsia="SimSun" w:hint="eastAsia"/>
+                <w:rFonts w:eastAsia="SimSun"/>
                 <w:sz w:val="21"/>
                 <w:szCs w:val="18"/>
                 <w:lang w:val="en-US"/>
@@ -8760,7 +8624,7 @@
               <w:spacing w:line="360" w:lineRule="auto"/>
               <w:jc w:val="center"/>
               <w:rPr>
-                <w:rFonts w:eastAsia="SimSun" w:hint="eastAsia"/>
+                <w:rFonts w:eastAsia="SimSun"/>
                 <w:sz w:val="21"/>
                 <w:szCs w:val="18"/>
                 <w:lang w:val="en-US"/>
@@ -8833,7 +8697,7 @@
               <w:spacing w:line="360" w:lineRule="auto"/>
               <w:jc w:val="center"/>
               <w:rPr>
-                <w:rFonts w:eastAsia="SimSun" w:hint="eastAsia"/>
+                <w:rFonts w:eastAsia="SimSun"/>
                 <w:sz w:val="21"/>
                 <w:szCs w:val="18"/>
                 <w:lang w:val="en-US"/>
@@ -8971,7 +8835,7 @@
               <w:spacing w:line="360" w:lineRule="auto"/>
               <w:jc w:val="center"/>
               <w:rPr>
-                <w:rFonts w:eastAsia="SimSun" w:hint="eastAsia"/>
+                <w:rFonts w:eastAsia="SimSun"/>
                 <w:sz w:val="21"/>
                 <w:szCs w:val="18"/>
                 <w:lang w:val="en-US"/>
@@ -9002,7 +8866,7 @@
               <w:spacing w:line="360" w:lineRule="auto"/>
               <w:jc w:val="center"/>
               <w:rPr>
-                <w:rFonts w:eastAsia="SimSun" w:hint="eastAsia"/>
+                <w:rFonts w:eastAsia="SimSun"/>
                 <w:sz w:val="21"/>
                 <w:szCs w:val="18"/>
                 <w:lang w:val="en-US"/>
@@ -9075,7 +8939,7 @@
               <w:spacing w:line="360" w:lineRule="auto"/>
               <w:jc w:val="center"/>
               <w:rPr>
-                <w:rFonts w:eastAsia="SimSun" w:hint="eastAsia"/>
+                <w:rFonts w:eastAsia="SimSun"/>
                 <w:b/>
                 <w:bCs/>
                 <w:sz w:val="21"/>
@@ -9167,7 +9031,7 @@
               <w:spacing w:line="360" w:lineRule="auto"/>
               <w:jc w:val="center"/>
               <w:rPr>
-                <w:rFonts w:eastAsia="SimSun" w:hint="eastAsia"/>
+                <w:rFonts w:eastAsia="SimSun"/>
                 <w:b/>
                 <w:bCs/>
                 <w:sz w:val="21"/>
@@ -9213,7 +9077,7 @@
               <w:spacing w:line="360" w:lineRule="auto"/>
               <w:jc w:val="center"/>
               <w:rPr>
-                <w:rFonts w:eastAsia="SimSun" w:hint="eastAsia"/>
+                <w:rFonts w:eastAsia="SimSun"/>
                 <w:b/>
                 <w:bCs/>
                 <w:sz w:val="21"/>
@@ -9259,7 +9123,7 @@
               <w:spacing w:line="360" w:lineRule="auto"/>
               <w:jc w:val="center"/>
               <w:rPr>
-                <w:rFonts w:eastAsia="SimSun" w:hint="eastAsia"/>
+                <w:rFonts w:eastAsia="SimSun"/>
                 <w:b/>
                 <w:bCs/>
                 <w:sz w:val="21"/>
@@ -9342,7 +9206,7 @@
               <w:spacing w:line="360" w:lineRule="auto"/>
               <w:jc w:val="center"/>
               <w:rPr>
-                <w:rFonts w:eastAsia="SimSun" w:hint="eastAsia"/>
+                <w:rFonts w:eastAsia="SimSun"/>
                 <w:b/>
                 <w:bCs/>
                 <w:sz w:val="21"/>
@@ -9445,7 +9309,7 @@
               <w:spacing w:line="360" w:lineRule="auto"/>
               <w:jc w:val="center"/>
               <w:rPr>
-                <w:rFonts w:eastAsia="SimSun" w:hint="eastAsia"/>
+                <w:rFonts w:eastAsia="SimSun"/>
                 <w:b/>
                 <w:bCs/>
                 <w:sz w:val="21"/>
@@ -9491,7 +9355,7 @@
               <w:spacing w:line="360" w:lineRule="auto"/>
               <w:jc w:val="center"/>
               <w:rPr>
-                <w:rFonts w:eastAsia="SimSun" w:hint="eastAsia"/>
+                <w:rFonts w:eastAsia="SimSun"/>
                 <w:b/>
                 <w:bCs/>
                 <w:sz w:val="21"/>
@@ -9537,7 +9401,7 @@
               <w:spacing w:line="360" w:lineRule="auto"/>
               <w:jc w:val="center"/>
               <w:rPr>
-                <w:rFonts w:eastAsia="SimSun" w:hint="eastAsia"/>
+                <w:rFonts w:eastAsia="SimSun"/>
                 <w:b/>
                 <w:bCs/>
                 <w:sz w:val="21"/>
@@ -9619,7 +9483,7 @@
               <w:spacing w:line="360" w:lineRule="auto"/>
               <w:jc w:val="center"/>
               <w:rPr>
-                <w:rFonts w:eastAsia="SimSun" w:hint="eastAsia"/>
+                <w:rFonts w:eastAsia="SimSun"/>
                 <w:sz w:val="21"/>
                 <w:szCs w:val="18"/>
                 <w:lang w:val="en-US"/>
@@ -9681,7 +9545,7 @@
               <w:spacing w:line="360" w:lineRule="auto"/>
               <w:jc w:val="center"/>
               <w:rPr>
-                <w:rFonts w:eastAsia="SimSun" w:hint="eastAsia"/>
+                <w:rFonts w:eastAsia="SimSun"/>
                 <w:sz w:val="21"/>
                 <w:szCs w:val="18"/>
                 <w:lang w:val="en-US"/>
@@ -9774,7 +9638,7 @@
               <w:spacing w:line="360" w:lineRule="auto"/>
               <w:jc w:val="center"/>
               <w:rPr>
-                <w:rFonts w:eastAsia="SimSun" w:hint="eastAsia"/>
+                <w:rFonts w:eastAsia="SimSun"/>
                 <w:b/>
                 <w:bCs/>
                 <w:sz w:val="21"/>
@@ -9860,7 +9724,7 @@
               <w:spacing w:line="360" w:lineRule="auto"/>
               <w:jc w:val="center"/>
               <w:rPr>
-                <w:rFonts w:eastAsia="SimSun" w:hint="eastAsia"/>
+                <w:rFonts w:eastAsia="SimSun"/>
                 <w:b/>
                 <w:bCs/>
                 <w:sz w:val="21"/>
@@ -10012,6 +9876,39 @@
         </w:rPr>
         <w:t>marker</w:t>
       </w:r>
+    </w:p>
+    <w:p>
+      <w:pPr>
+        <w:spacing w:line="360" w:lineRule="auto"/>
+        <w:rPr>
+          <w:rFonts w:eastAsia="SimSun"/>
+          <w:sz w:val="21"/>
+          <w:szCs w:val="21"/>
+          <w:lang w:val="en-US"/>
+        </w:rPr>
+      </w:pPr>
+    </w:p>
+    <w:p>
+      <w:pPr>
+        <w:spacing w:line="360" w:lineRule="auto"/>
+        <w:rPr>
+          <w:rFonts w:eastAsia="SimSun"/>
+          <w:sz w:val="21"/>
+          <w:szCs w:val="21"/>
+          <w:lang w:val="en-US"/>
+        </w:rPr>
+      </w:pPr>
+    </w:p>
+    <w:p>
+      <w:pPr>
+        <w:spacing w:line="360" w:lineRule="auto"/>
+        <w:rPr>
+          <w:rFonts w:eastAsia="SimSun"/>
+          <w:sz w:val="21"/>
+          <w:szCs w:val="21"/>
+          <w:lang w:val="en-US"/>
+        </w:rPr>
+      </w:pPr>
     </w:p>
     <w:p>
       <w:pPr>
@@ -10034,89 +9931,22 @@
         <w:spacing w:line="360" w:lineRule="auto"/>
         <w:ind w:firstLineChars="0"/>
         <w:rPr>
+          <w:rFonts w:ascii="Times New Roman" w:eastAsia="SimSun" w:hAnsi="Times New Roman" w:cs="Times New Roman"/>
+          <w:b/>
+          <w:bCs/>
+          <w:szCs w:val="21"/>
+          <w:lang w:val="en-US"/>
+        </w:rPr>
+      </w:pPr>
+      <w:r>
+        <w:rPr>
           <w:rFonts w:ascii="Times New Roman" w:eastAsia="SimSun" w:hAnsi="Times New Roman" w:cs="Times New Roman" w:hint="eastAsia"/>
           <w:b/>
           <w:bCs/>
           <w:szCs w:val="21"/>
           <w:lang w:val="en-US"/>
         </w:rPr>
-      </w:pPr>
-      <w:r>
-        <w:rPr>
-          <w:noProof/>
-        </w:rPr>
         <w:lastRenderedPageBreak/>
-        <w:drawing>
-          <wp:anchor distT="0" distB="0" distL="114300" distR="114300" simplePos="0" relativeHeight="251659264" behindDoc="0" locked="0" layoutInCell="1" allowOverlap="1" wp14:anchorId="0C9B19C4" wp14:editId="4447EBD6">
-            <wp:simplePos x="0" y="0"/>
-            <wp:positionH relativeFrom="column">
-              <wp:posOffset>662940</wp:posOffset>
-            </wp:positionH>
-            <wp:positionV relativeFrom="paragraph">
-              <wp:posOffset>351155</wp:posOffset>
-            </wp:positionV>
-            <wp:extent cx="4597400" cy="2659380"/>
-            <wp:effectExtent l="0" t="0" r="0" b="0"/>
-            <wp:wrapTopAndBottom/>
-            <wp:docPr id="23" name="Picture 23"/>
-            <wp:cNvGraphicFramePr>
-              <a:graphicFrameLocks xmlns:a="http://schemas.openxmlformats.org/drawingml/2006/main" noChangeAspect="1"/>
-            </wp:cNvGraphicFramePr>
-            <a:graphic xmlns:a="http://schemas.openxmlformats.org/drawingml/2006/main">
-              <a:graphicData uri="http://schemas.openxmlformats.org/drawingml/2006/picture">
-                <pic:pic xmlns:pic="http://schemas.openxmlformats.org/drawingml/2006/picture">
-                  <pic:nvPicPr>
-                    <pic:cNvPr id="1" name=""/>
-                    <pic:cNvPicPr/>
-                  </pic:nvPicPr>
-                  <pic:blipFill rotWithShape="1">
-                    <a:blip r:embed="rId8">
-                      <a:extLst>
-                        <a:ext uri="{28A0092B-C50C-407E-A947-70E740481C1C}">
-                          <a14:useLocalDpi xmlns:a14="http://schemas.microsoft.com/office/drawing/2010/main" val="0"/>
-                        </a:ext>
-                      </a:extLst>
-                    </a:blip>
-                    <a:srcRect b="4818"/>
-                    <a:stretch/>
-                  </pic:blipFill>
-                  <pic:spPr bwMode="auto">
-                    <a:xfrm>
-                      <a:off x="0" y="0"/>
-                      <a:ext cx="4597400" cy="2659380"/>
-                    </a:xfrm>
-                    <a:prstGeom prst="rect">
-                      <a:avLst/>
-                    </a:prstGeom>
-                    <a:ln>
-                      <a:noFill/>
-                    </a:ln>
-                    <a:extLst>
-                      <a:ext uri="{53640926-AAD7-44D8-BBD7-CCE9431645EC}">
-                        <a14:shadowObscured xmlns:a14="http://schemas.microsoft.com/office/drawing/2010/main"/>
-                      </a:ext>
-                    </a:extLst>
-                  </pic:spPr>
-                </pic:pic>
-              </a:graphicData>
-            </a:graphic>
-            <wp14:sizeRelH relativeFrom="page">
-              <wp14:pctWidth>0</wp14:pctWidth>
-            </wp14:sizeRelH>
-            <wp14:sizeRelV relativeFrom="page">
-              <wp14:pctHeight>0</wp14:pctHeight>
-            </wp14:sizeRelV>
-          </wp:anchor>
-        </w:drawing>
-      </w:r>
-      <w:r>
-        <w:rPr>
-          <w:rFonts w:ascii="Times New Roman" w:eastAsia="SimSun" w:hAnsi="Times New Roman" w:cs="Times New Roman" w:hint="eastAsia"/>
-          <w:b/>
-          <w:bCs/>
-          <w:szCs w:val="21"/>
-          <w:lang w:val="en-US"/>
-        </w:rPr>
         <w:t>绿色荧光蛋白</w:t>
       </w:r>
       <w:r>
@@ -10146,52 +9976,36 @@
         <w:jc w:val="center"/>
         <w:rPr>
           <w:rFonts w:eastAsia="SimSun"/>
-          <w:sz w:val="21"/>
-          <w:szCs w:val="18"/>
-          <w:lang w:val="en-US"/>
-        </w:rPr>
-      </w:pPr>
-      <w:r>
-        <w:rPr>
-          <w:rFonts w:eastAsia="SimSun" w:hint="eastAsia"/>
           <w:b/>
           <w:bCs/>
           <w:sz w:val="21"/>
           <w:szCs w:val="18"/>
           <w:lang w:val="en-US"/>
         </w:rPr>
-        <w:t>图</w:t>
-      </w:r>
-      <w:r>
-        <w:rPr>
-          <w:rFonts w:eastAsia="SimSun" w:hint="eastAsia"/>
-          <w:b/>
-          <w:bCs/>
-          <w:sz w:val="21"/>
-          <w:szCs w:val="18"/>
-          <w:lang w:val="en-US"/>
-        </w:rPr>
-        <w:t>2</w:t>
-      </w:r>
-      <w:r>
-        <w:rPr>
-          <w:rFonts w:eastAsia="SimSun"/>
-          <w:b/>
-          <w:bCs/>
-          <w:sz w:val="21"/>
-          <w:szCs w:val="18"/>
-          <w:lang w:val="en-US"/>
-        </w:rPr>
-        <w:t xml:space="preserve"> </w:t>
-      </w:r>
-      <w:r>
-        <w:rPr>
-          <w:rFonts w:eastAsia="SimSun" w:hint="eastAsia"/>
-          <w:sz w:val="21"/>
-          <w:szCs w:val="18"/>
-          <w:lang w:val="en-US"/>
-        </w:rPr>
-        <w:t>蛋白质标准曲线</w:t>
+      </w:pPr>
+      <w:r>
+        <w:rPr>
+          <w:noProof/>
+        </w:rPr>
+        <w:drawing>
+          <wp:inline distT="0" distB="0" distL="0" distR="0" wp14:anchorId="10D098CE" wp14:editId="2D82C6F1">
+            <wp:extent cx="4590915" cy="2794720"/>
+            <wp:effectExtent l="0" t="0" r="0" b="0"/>
+            <wp:docPr id="2" name="Chart 2">
+              <a:extLst xmlns:a="http://schemas.openxmlformats.org/drawingml/2006/main">
+                <a:ext uri="{FF2B5EF4-FFF2-40B4-BE49-F238E27FC236}">
+                  <a16:creationId xmlns:a16="http://schemas.microsoft.com/office/drawing/2014/main" id="{32CE078A-C1F3-8649-9290-17CC84718FAC}"/>
+                </a:ext>
+              </a:extLst>
+            </wp:docPr>
+            <wp:cNvGraphicFramePr/>
+            <a:graphic xmlns:a="http://schemas.openxmlformats.org/drawingml/2006/main">
+              <a:graphicData uri="http://schemas.openxmlformats.org/drawingml/2006/chart">
+                <c:chart xmlns:c="http://schemas.openxmlformats.org/drawingml/2006/chart" xmlns:r="http://schemas.openxmlformats.org/officeDocument/2006/relationships" r:id="rId8"/>
+              </a:graphicData>
+            </a:graphic>
+          </wp:inline>
+        </w:drawing>
       </w:r>
     </w:p>
     <w:p>
@@ -10208,312 +10022,44 @@
       <w:r>
         <w:rPr>
           <w:rFonts w:eastAsia="SimSun" w:hint="eastAsia"/>
+          <w:b/>
+          <w:bCs/>
           <w:sz w:val="21"/>
           <w:szCs w:val="18"/>
           <w:lang w:val="en-US"/>
         </w:rPr>
-        <w:t>（横坐标为</w:t>
-      </w:r>
-      <w:r>
-        <w:rPr>
-          <w:rFonts w:eastAsia="SimSun" w:hint="eastAsia"/>
+        <w:t>图</w:t>
+      </w:r>
+      <w:r>
+        <w:rPr>
+          <w:rFonts w:eastAsia="SimSun" w:hint="eastAsia"/>
+          <w:b/>
+          <w:bCs/>
           <w:sz w:val="21"/>
           <w:szCs w:val="18"/>
           <w:lang w:val="en-US"/>
         </w:rPr>
-        <w:t>标准蛋白质</w:t>
-      </w:r>
-      <w:r>
-        <w:rPr>
-          <w:rFonts w:eastAsia="SimSun" w:hint="eastAsia"/>
+        <w:t>2</w:t>
+      </w:r>
+      <w:r>
+        <w:rPr>
+          <w:rFonts w:eastAsia="SimSun"/>
+          <w:b/>
+          <w:bCs/>
           <w:sz w:val="21"/>
           <w:szCs w:val="18"/>
           <w:lang w:val="en-US"/>
         </w:rPr>
-        <w:t>的相对迁移率，纵坐标为标准蛋白质相对分子质量的对数）</w:t>
-      </w:r>
-    </w:p>
-    <w:p>
-      <w:pPr>
-        <w:spacing w:line="360" w:lineRule="auto"/>
-        <w:rPr>
-          <w:rFonts w:eastAsia="SimSun"/>
+        <w:t xml:space="preserve"> </w:t>
+      </w:r>
+      <w:r>
+        <w:rPr>
+          <w:rFonts w:eastAsia="SimSun" w:hint="eastAsia"/>
           <w:sz w:val="21"/>
           <w:szCs w:val="18"/>
           <w:lang w:val="en-US"/>
         </w:rPr>
-      </w:pPr>
-      <w:r>
-        <w:rPr>
-          <w:rFonts w:eastAsia="SimSun"/>
-          <w:sz w:val="21"/>
-          <w:szCs w:val="18"/>
-          <w:lang w:val="en-US"/>
-        </w:rPr>
-        <w:tab/>
-      </w:r>
-      <w:r>
-        <w:rPr>
-          <w:rFonts w:eastAsia="SimSun" w:hint="eastAsia"/>
-          <w:sz w:val="21"/>
-          <w:szCs w:val="18"/>
-          <w:lang w:val="en-US"/>
-        </w:rPr>
-        <w:t>图</w:t>
-      </w:r>
-      <w:r>
-        <w:rPr>
-          <w:rFonts w:eastAsia="SimSun" w:hint="eastAsia"/>
-          <w:sz w:val="21"/>
-          <w:szCs w:val="18"/>
-          <w:lang w:val="en-US"/>
-        </w:rPr>
-        <w:t>2</w:t>
-      </w:r>
-      <w:r>
-        <w:rPr>
-          <w:rFonts w:eastAsia="SimSun" w:hint="eastAsia"/>
-          <w:sz w:val="21"/>
-          <w:szCs w:val="18"/>
-          <w:lang w:val="en-US"/>
-        </w:rPr>
-        <w:t>为</w:t>
-      </w:r>
-      <w:r>
-        <w:rPr>
-          <w:rFonts w:eastAsia="SimSun" w:hint="eastAsia"/>
-          <w:sz w:val="21"/>
-          <w:szCs w:val="18"/>
-          <w:lang w:val="en-US"/>
-        </w:rPr>
-        <w:t>根据</w:t>
-      </w:r>
-      <w:r>
-        <w:rPr>
-          <w:rFonts w:eastAsia="SimSun" w:hint="eastAsia"/>
-          <w:sz w:val="21"/>
-          <w:szCs w:val="18"/>
-          <w:lang w:val="en-US"/>
-        </w:rPr>
-        <w:t>SDS</w:t>
-      </w:r>
-      <w:r>
-        <w:rPr>
-          <w:rFonts w:eastAsia="SimSun"/>
-          <w:sz w:val="21"/>
-          <w:szCs w:val="18"/>
-          <w:lang w:val="en-US"/>
-        </w:rPr>
-        <w:t>-</w:t>
-      </w:r>
-      <w:r>
-        <w:rPr>
-          <w:rFonts w:eastAsia="SimSun" w:hint="eastAsia"/>
-          <w:sz w:val="21"/>
-          <w:szCs w:val="18"/>
-          <w:lang w:val="en-US"/>
-        </w:rPr>
-        <w:t>PAGE</w:t>
-      </w:r>
-      <w:r>
-        <w:rPr>
-          <w:rFonts w:eastAsia="SimSun" w:hint="eastAsia"/>
-          <w:sz w:val="21"/>
-          <w:szCs w:val="18"/>
-          <w:lang w:val="en-US"/>
-        </w:rPr>
-        <w:t>电泳</w:t>
-      </w:r>
-      <w:r>
-        <w:rPr>
-          <w:rFonts w:eastAsia="SimSun" w:hint="eastAsia"/>
-          <w:sz w:val="21"/>
-          <w:szCs w:val="18"/>
-          <w:lang w:val="en-US"/>
-        </w:rPr>
-        <w:t>结果绘制的蛋白质标准曲线</w:t>
-      </w:r>
-      <w:r>
-        <w:rPr>
-          <w:rFonts w:eastAsia="SimSun" w:hint="eastAsia"/>
-          <w:sz w:val="21"/>
-          <w:szCs w:val="18"/>
-          <w:lang w:val="en-US"/>
-        </w:rPr>
-        <w:t>，绘制标准曲线过程中计算得到的有关数据如表</w:t>
-      </w:r>
-      <w:r>
-        <w:rPr>
-          <w:rFonts w:eastAsia="SimSun" w:hint="eastAsia"/>
-          <w:sz w:val="21"/>
-          <w:szCs w:val="18"/>
-          <w:lang w:val="en-US"/>
-        </w:rPr>
-        <w:t>3</w:t>
-      </w:r>
-      <w:r>
-        <w:rPr>
-          <w:rFonts w:eastAsia="SimSun" w:hint="eastAsia"/>
-          <w:sz w:val="21"/>
-          <w:szCs w:val="18"/>
-          <w:lang w:val="en-US"/>
-        </w:rPr>
-        <w:t>所示</w:t>
-      </w:r>
-      <w:r>
-        <w:rPr>
-          <w:rFonts w:eastAsia="SimSun" w:hint="eastAsia"/>
-          <w:sz w:val="21"/>
-          <w:szCs w:val="18"/>
-          <w:lang w:val="en-US"/>
-        </w:rPr>
-        <w:t>。目标蛋白</w:t>
-      </w:r>
-      <w:r>
-        <w:rPr>
-          <w:rFonts w:eastAsia="SimSun" w:hint="eastAsia"/>
-          <w:sz w:val="21"/>
-          <w:szCs w:val="18"/>
-          <w:lang w:val="en-US"/>
-        </w:rPr>
-        <w:t>GFP</w:t>
-      </w:r>
-      <w:r>
-        <w:rPr>
-          <w:rFonts w:eastAsia="SimSun" w:hint="eastAsia"/>
-          <w:sz w:val="21"/>
-          <w:szCs w:val="18"/>
-          <w:lang w:val="en-US"/>
-        </w:rPr>
-        <w:t>的相对迁移率约为</w:t>
-      </w:r>
-      <w:r>
-        <w:rPr>
-          <w:rFonts w:eastAsia="SimSun"/>
-          <w:sz w:val="21"/>
-          <w:szCs w:val="18"/>
-          <w:lang w:val="en-US"/>
-        </w:rPr>
-        <w:t>0.4</w:t>
-      </w:r>
-      <w:r>
-        <w:rPr>
-          <w:rFonts w:eastAsia="SimSun"/>
-          <w:sz w:val="21"/>
-          <w:szCs w:val="18"/>
-          <w:lang w:val="en-US"/>
-        </w:rPr>
-        <w:t>444</w:t>
-      </w:r>
-      <w:r>
-        <w:rPr>
-          <w:rFonts w:eastAsia="SimSun" w:hint="eastAsia"/>
-          <w:sz w:val="21"/>
-          <w:szCs w:val="18"/>
-          <w:lang w:val="en-US"/>
-        </w:rPr>
-        <w:t>，</w:t>
-      </w:r>
-      <w:r>
-        <w:rPr>
-          <w:rFonts w:eastAsia="SimSun" w:hint="eastAsia"/>
-          <w:sz w:val="21"/>
-          <w:szCs w:val="18"/>
-          <w:lang w:val="en-US"/>
-        </w:rPr>
-        <w:t>故计算得到的</w:t>
-      </w:r>
-      <w:r>
-        <w:rPr>
-          <w:rFonts w:eastAsia="SimSun" w:hint="eastAsia"/>
-          <w:sz w:val="21"/>
-          <w:szCs w:val="18"/>
-          <w:lang w:val="en-US"/>
-        </w:rPr>
-        <w:t>GFP</w:t>
-      </w:r>
-      <w:r>
-        <w:rPr>
-          <w:rFonts w:eastAsia="SimSun" w:hint="eastAsia"/>
-          <w:sz w:val="21"/>
-          <w:szCs w:val="18"/>
-          <w:lang w:val="en-US"/>
-        </w:rPr>
-        <w:t>的相对分子质量约为</w:t>
-      </w:r>
-      <w:r>
-        <w:rPr>
-          <w:rFonts w:eastAsia="SimSun" w:hint="eastAsia"/>
-          <w:sz w:val="21"/>
-          <w:szCs w:val="18"/>
-          <w:lang w:val="en-US"/>
-        </w:rPr>
-        <w:t>3</w:t>
-      </w:r>
-      <w:r>
-        <w:rPr>
-          <w:rFonts w:eastAsia="SimSun"/>
-          <w:sz w:val="21"/>
-          <w:szCs w:val="18"/>
-          <w:lang w:val="en-US"/>
-        </w:rPr>
-        <w:t>1.7</w:t>
-      </w:r>
-      <w:r>
-        <w:rPr>
-          <w:rFonts w:eastAsia="SimSun"/>
-          <w:sz w:val="21"/>
-          <w:szCs w:val="18"/>
-          <w:lang w:val="en-US"/>
-        </w:rPr>
-        <w:t xml:space="preserve"> </w:t>
-      </w:r>
-      <w:proofErr w:type="spellStart"/>
-      <w:r>
-        <w:rPr>
-          <w:rFonts w:eastAsia="SimSun" w:hint="eastAsia"/>
-          <w:sz w:val="21"/>
-          <w:szCs w:val="18"/>
-          <w:lang w:val="en-US"/>
-        </w:rPr>
-        <w:t>kD</w:t>
-      </w:r>
-      <w:proofErr w:type="spellEnd"/>
-      <w:r>
-        <w:rPr>
-          <w:rFonts w:eastAsia="SimSun" w:hint="eastAsia"/>
-          <w:sz w:val="21"/>
-          <w:szCs w:val="18"/>
-          <w:lang w:val="en-US"/>
-        </w:rPr>
-        <w:t>（</w:t>
-      </w:r>
-      <w:r>
-        <w:rPr>
-          <w:rFonts w:eastAsia="SimSun" w:hint="eastAsia"/>
-          <w:sz w:val="21"/>
-          <w:szCs w:val="18"/>
-          <w:lang w:val="en-US"/>
-        </w:rPr>
-        <w:t>GFP</w:t>
-      </w:r>
-      <w:r>
-        <w:rPr>
-          <w:rFonts w:eastAsia="SimSun" w:hint="eastAsia"/>
-          <w:sz w:val="21"/>
-          <w:szCs w:val="18"/>
-          <w:lang w:val="en-US"/>
-        </w:rPr>
-        <w:t>为单亚基蛋白）</w:t>
-      </w:r>
-      <w:r>
-        <w:rPr>
-          <w:rFonts w:eastAsia="SimSun" w:hint="eastAsia"/>
-          <w:sz w:val="21"/>
-          <w:szCs w:val="18"/>
-          <w:lang w:val="en-US"/>
-        </w:rPr>
-        <w:t>。</w:t>
+        <w:t>蛋白质标准曲线</w:t>
       </w:r>
     </w:p>
     <w:p>
@@ -10521,7 +10067,302 @@
         <w:spacing w:line="360" w:lineRule="auto"/>
         <w:jc w:val="center"/>
         <w:rPr>
-          <w:rFonts w:eastAsia="SimSun" w:hint="eastAsia"/>
+          <w:rFonts w:eastAsia="SimSun"/>
+          <w:sz w:val="21"/>
+          <w:szCs w:val="18"/>
+          <w:lang w:val="en-US"/>
+        </w:rPr>
+      </w:pPr>
+      <w:r>
+        <w:rPr>
+          <w:rFonts w:eastAsia="SimSun" w:hint="eastAsia"/>
+          <w:sz w:val="21"/>
+          <w:szCs w:val="18"/>
+          <w:lang w:val="en-US"/>
+        </w:rPr>
+        <w:t>（横坐标为标准蛋白质的相对迁移率，纵坐标为标准蛋白质相对分子质量的对数）</w:t>
+      </w:r>
+    </w:p>
+    <w:p>
+      <w:pPr>
+        <w:spacing w:line="360" w:lineRule="auto"/>
+        <w:rPr>
+          <w:rFonts w:eastAsia="SimSun"/>
+          <w:sz w:val="21"/>
+          <w:szCs w:val="18"/>
+          <w:lang w:val="en-US"/>
+        </w:rPr>
+      </w:pPr>
+      <w:r>
+        <w:rPr>
+          <w:rFonts w:eastAsia="SimSun"/>
+          <w:sz w:val="21"/>
+          <w:szCs w:val="18"/>
+          <w:lang w:val="en-US"/>
+        </w:rPr>
+        <w:tab/>
+      </w:r>
+      <w:r>
+        <w:rPr>
+          <w:rFonts w:eastAsia="SimSun" w:hint="eastAsia"/>
+          <w:sz w:val="21"/>
+          <w:szCs w:val="18"/>
+          <w:lang w:val="en-US"/>
+        </w:rPr>
+        <w:t>图</w:t>
+      </w:r>
+      <w:r>
+        <w:rPr>
+          <w:rFonts w:eastAsia="SimSun" w:hint="eastAsia"/>
+          <w:sz w:val="21"/>
+          <w:szCs w:val="18"/>
+          <w:lang w:val="en-US"/>
+        </w:rPr>
+        <w:t>2</w:t>
+      </w:r>
+      <w:r>
+        <w:rPr>
+          <w:rFonts w:eastAsia="SimSun" w:hint="eastAsia"/>
+          <w:sz w:val="21"/>
+          <w:szCs w:val="18"/>
+          <w:lang w:val="en-US"/>
+        </w:rPr>
+        <w:t>为根据</w:t>
+      </w:r>
+      <w:r>
+        <w:rPr>
+          <w:rFonts w:eastAsia="SimSun" w:hint="eastAsia"/>
+          <w:sz w:val="21"/>
+          <w:szCs w:val="18"/>
+          <w:lang w:val="en-US"/>
+        </w:rPr>
+        <w:t>SDS</w:t>
+      </w:r>
+      <w:r>
+        <w:rPr>
+          <w:rFonts w:eastAsia="SimSun"/>
+          <w:sz w:val="21"/>
+          <w:szCs w:val="18"/>
+          <w:lang w:val="en-US"/>
+        </w:rPr>
+        <w:t>-</w:t>
+      </w:r>
+      <w:r>
+        <w:rPr>
+          <w:rFonts w:eastAsia="SimSun" w:hint="eastAsia"/>
+          <w:sz w:val="21"/>
+          <w:szCs w:val="18"/>
+          <w:lang w:val="en-US"/>
+        </w:rPr>
+        <w:t>PAGE</w:t>
+      </w:r>
+      <w:r>
+        <w:rPr>
+          <w:rFonts w:eastAsia="SimSun" w:hint="eastAsia"/>
+          <w:sz w:val="21"/>
+          <w:szCs w:val="18"/>
+          <w:lang w:val="en-US"/>
+        </w:rPr>
+        <w:t>电泳</w:t>
+      </w:r>
+      <w:r>
+        <w:rPr>
+          <w:rFonts w:eastAsia="SimSun" w:hint="eastAsia"/>
+          <w:sz w:val="21"/>
+          <w:szCs w:val="18"/>
+          <w:lang w:val="en-US"/>
+        </w:rPr>
+        <w:t>结果绘制的蛋白质标准曲线</w:t>
+      </w:r>
+      <w:r>
+        <w:rPr>
+          <w:rFonts w:eastAsia="SimSun" w:hint="eastAsia"/>
+          <w:sz w:val="21"/>
+          <w:szCs w:val="18"/>
+          <w:lang w:val="en-US"/>
+        </w:rPr>
+        <w:t>，绘制标准曲线过程中计算得到的有关数据如表</w:t>
+      </w:r>
+      <w:r>
+        <w:rPr>
+          <w:rFonts w:eastAsia="SimSun" w:hint="eastAsia"/>
+          <w:sz w:val="21"/>
+          <w:szCs w:val="18"/>
+          <w:lang w:val="en-US"/>
+        </w:rPr>
+        <w:t>3</w:t>
+      </w:r>
+      <w:r>
+        <w:rPr>
+          <w:rFonts w:eastAsia="SimSun" w:hint="eastAsia"/>
+          <w:sz w:val="21"/>
+          <w:szCs w:val="18"/>
+          <w:lang w:val="en-US"/>
+        </w:rPr>
+        <w:t>所示</w:t>
+      </w:r>
+      <w:r>
+        <w:rPr>
+          <w:rFonts w:eastAsia="SimSun" w:hint="eastAsia"/>
+          <w:sz w:val="21"/>
+          <w:szCs w:val="18"/>
+          <w:lang w:val="en-US"/>
+        </w:rPr>
+        <w:t>。目标蛋白</w:t>
+      </w:r>
+      <w:r>
+        <w:rPr>
+          <w:rFonts w:eastAsia="SimSun" w:hint="eastAsia"/>
+          <w:sz w:val="21"/>
+          <w:szCs w:val="18"/>
+          <w:lang w:val="en-US"/>
+        </w:rPr>
+        <w:t>GFP</w:t>
+      </w:r>
+      <w:r>
+        <w:rPr>
+          <w:rFonts w:eastAsia="SimSun" w:hint="eastAsia"/>
+          <w:sz w:val="21"/>
+          <w:szCs w:val="18"/>
+          <w:lang w:val="en-US"/>
+        </w:rPr>
+        <w:t>的相对迁移率约为</w:t>
+      </w:r>
+      <w:r>
+        <w:rPr>
+          <w:rFonts w:eastAsia="SimSun"/>
+          <w:sz w:val="21"/>
+          <w:szCs w:val="18"/>
+          <w:lang w:val="en-US"/>
+        </w:rPr>
+        <w:t>0.4</w:t>
+      </w:r>
+      <w:r>
+        <w:rPr>
+          <w:rFonts w:eastAsia="SimSun"/>
+          <w:sz w:val="21"/>
+          <w:szCs w:val="18"/>
+          <w:lang w:val="en-US"/>
+        </w:rPr>
+        <w:t>444</w:t>
+      </w:r>
+      <w:r>
+        <w:rPr>
+          <w:rFonts w:eastAsia="SimSun" w:hint="eastAsia"/>
+          <w:sz w:val="21"/>
+          <w:szCs w:val="18"/>
+          <w:lang w:val="en-US"/>
+        </w:rPr>
+        <w:t>，</w:t>
+      </w:r>
+      <w:r>
+        <w:rPr>
+          <w:rFonts w:eastAsia="SimSun" w:hint="eastAsia"/>
+          <w:sz w:val="21"/>
+          <w:szCs w:val="18"/>
+          <w:lang w:val="en-US"/>
+        </w:rPr>
+        <w:t>故计算得到的</w:t>
+      </w:r>
+      <w:r>
+        <w:rPr>
+          <w:rFonts w:eastAsia="SimSun" w:hint="eastAsia"/>
+          <w:sz w:val="21"/>
+          <w:szCs w:val="18"/>
+          <w:lang w:val="en-US"/>
+        </w:rPr>
+        <w:t>GFP</w:t>
+      </w:r>
+      <w:r>
+        <w:rPr>
+          <w:rFonts w:eastAsia="SimSun" w:hint="eastAsia"/>
+          <w:sz w:val="21"/>
+          <w:szCs w:val="18"/>
+          <w:lang w:val="en-US"/>
+        </w:rPr>
+        <w:t>的相对分子质量约为</w:t>
+      </w:r>
+      <w:r>
+        <w:rPr>
+          <w:rFonts w:eastAsia="SimSun" w:hint="eastAsia"/>
+          <w:sz w:val="21"/>
+          <w:szCs w:val="18"/>
+          <w:lang w:val="en-US"/>
+        </w:rPr>
+        <w:t>3</w:t>
+      </w:r>
+      <w:r>
+        <w:rPr>
+          <w:rFonts w:eastAsia="SimSun"/>
+          <w:sz w:val="21"/>
+          <w:szCs w:val="18"/>
+          <w:lang w:val="en-US"/>
+        </w:rPr>
+        <w:t>1.7</w:t>
+      </w:r>
+      <w:r>
+        <w:rPr>
+          <w:rFonts w:eastAsia="SimSun"/>
+          <w:sz w:val="21"/>
+          <w:szCs w:val="18"/>
+          <w:lang w:val="en-US"/>
+        </w:rPr>
+        <w:t xml:space="preserve"> </w:t>
+      </w:r>
+      <w:proofErr w:type="spellStart"/>
+      <w:r>
+        <w:rPr>
+          <w:rFonts w:eastAsia="SimSun" w:hint="eastAsia"/>
+          <w:sz w:val="21"/>
+          <w:szCs w:val="18"/>
+          <w:lang w:val="en-US"/>
+        </w:rPr>
+        <w:t>kD</w:t>
+      </w:r>
+      <w:proofErr w:type="spellEnd"/>
+      <w:r>
+        <w:rPr>
+          <w:rFonts w:eastAsia="SimSun" w:hint="eastAsia"/>
+          <w:sz w:val="21"/>
+          <w:szCs w:val="18"/>
+          <w:lang w:val="en-US"/>
+        </w:rPr>
+        <w:t>（</w:t>
+      </w:r>
+      <w:r>
+        <w:rPr>
+          <w:rFonts w:eastAsia="SimSun" w:hint="eastAsia"/>
+          <w:sz w:val="21"/>
+          <w:szCs w:val="18"/>
+          <w:lang w:val="en-US"/>
+        </w:rPr>
+        <w:t>GFP</w:t>
+      </w:r>
+      <w:r>
+        <w:rPr>
+          <w:rFonts w:eastAsia="SimSun" w:hint="eastAsia"/>
+          <w:sz w:val="21"/>
+          <w:szCs w:val="18"/>
+          <w:lang w:val="en-US"/>
+        </w:rPr>
+        <w:t>为单亚基蛋白）</w:t>
+      </w:r>
+      <w:r>
+        <w:rPr>
+          <w:rFonts w:eastAsia="SimSun" w:hint="eastAsia"/>
+          <w:sz w:val="21"/>
+          <w:szCs w:val="18"/>
+          <w:lang w:val="en-US"/>
+        </w:rPr>
+        <w:t>。</w:t>
+      </w:r>
+    </w:p>
+    <w:p>
+      <w:pPr>
+        <w:spacing w:line="360" w:lineRule="auto"/>
+        <w:jc w:val="center"/>
+        <w:rPr>
+          <w:rFonts w:eastAsia="SimSun"/>
           <w:sz w:val="21"/>
           <w:szCs w:val="18"/>
           <w:lang w:val="en-US"/>
@@ -10630,7 +10471,7 @@
               <w:spacing w:line="360" w:lineRule="auto"/>
               <w:jc w:val="center"/>
               <w:rPr>
-                <w:rFonts w:eastAsia="SimSun" w:hint="eastAsia"/>
+                <w:rFonts w:eastAsia="SimSun"/>
                 <w:sz w:val="21"/>
                 <w:szCs w:val="18"/>
                 <w:lang w:val="en-US"/>
@@ -10730,7 +10571,7 @@
               <w:jc w:val="center"/>
               <w:cnfStyle w:val="100000000000" w:firstRow="1" w:lastRow="0" w:firstColumn="0" w:lastColumn="0" w:oddVBand="0" w:evenVBand="0" w:oddHBand="0" w:evenHBand="0" w:firstRowFirstColumn="0" w:firstRowLastColumn="0" w:lastRowFirstColumn="0" w:lastRowLastColumn="0"/>
               <w:rPr>
-                <w:rFonts w:eastAsia="SimSun" w:hint="eastAsia"/>
+                <w:rFonts w:eastAsia="SimSun"/>
                 <w:sz w:val="21"/>
                 <w:szCs w:val="18"/>
                 <w:lang w:val="en-US"/>
@@ -10835,7 +10676,7 @@
               <w:jc w:val="center"/>
               <w:cnfStyle w:val="100000000000" w:firstRow="1" w:lastRow="0" w:firstColumn="0" w:lastColumn="0" w:oddVBand="0" w:evenVBand="0" w:oddHBand="0" w:evenHBand="0" w:firstRowFirstColumn="0" w:firstRowLastColumn="0" w:lastRowFirstColumn="0" w:lastRowLastColumn="0"/>
               <w:rPr>
-                <w:rFonts w:eastAsia="SimSun" w:hint="eastAsia"/>
+                <w:rFonts w:eastAsia="SimSun"/>
                 <w:b w:val="0"/>
                 <w:bCs w:val="0"/>
                 <w:sz w:val="21"/>
@@ -10883,7 +10724,7 @@
               <w:jc w:val="center"/>
               <w:cnfStyle w:val="100000000000" w:firstRow="1" w:lastRow="0" w:firstColumn="0" w:lastColumn="0" w:oddVBand="0" w:evenVBand="0" w:oddHBand="0" w:evenHBand="0" w:firstRowFirstColumn="0" w:firstRowLastColumn="0" w:lastRowFirstColumn="0" w:lastRowLastColumn="0"/>
               <w:rPr>
-                <w:rFonts w:eastAsia="SimSun" w:hint="eastAsia"/>
+                <w:rFonts w:eastAsia="SimSun"/>
                 <w:b w:val="0"/>
                 <w:bCs w:val="0"/>
                 <w:sz w:val="21"/>
@@ -10931,7 +10772,7 @@
               <w:jc w:val="center"/>
               <w:cnfStyle w:val="100000000000" w:firstRow="1" w:lastRow="0" w:firstColumn="0" w:lastColumn="0" w:oddVBand="0" w:evenVBand="0" w:oddHBand="0" w:evenHBand="0" w:firstRowFirstColumn="0" w:firstRowLastColumn="0" w:lastRowFirstColumn="0" w:lastRowLastColumn="0"/>
               <w:rPr>
-                <w:rFonts w:eastAsia="SimSun" w:hint="eastAsia"/>
+                <w:rFonts w:eastAsia="SimSun"/>
                 <w:sz w:val="21"/>
                 <w:szCs w:val="18"/>
                 <w:lang w:val="en-US"/>
@@ -11004,7 +10845,7 @@
               <w:spacing w:line="360" w:lineRule="auto"/>
               <w:jc w:val="center"/>
               <w:rPr>
-                <w:rFonts w:eastAsia="SimSun" w:hint="eastAsia"/>
+                <w:rFonts w:eastAsia="SimSun"/>
                 <w:sz w:val="21"/>
                 <w:szCs w:val="18"/>
                 <w:lang w:val="en-US"/>
@@ -11041,7 +10882,7 @@
               <w:jc w:val="center"/>
               <w:cnfStyle w:val="000000000000" w:firstRow="0" w:lastRow="0" w:firstColumn="0" w:lastColumn="0" w:oddVBand="0" w:evenVBand="0" w:oddHBand="0" w:evenHBand="0" w:firstRowFirstColumn="0" w:firstRowLastColumn="0" w:lastRowFirstColumn="0" w:lastRowLastColumn="0"/>
               <w:rPr>
-                <w:rFonts w:eastAsia="SimSun" w:hint="eastAsia"/>
+                <w:rFonts w:eastAsia="SimSun"/>
                 <w:sz w:val="21"/>
                 <w:szCs w:val="18"/>
                 <w:lang w:val="en-US"/>
@@ -11079,7 +10920,7 @@
               <w:jc w:val="center"/>
               <w:cnfStyle w:val="000000000000" w:firstRow="0" w:lastRow="0" w:firstColumn="0" w:lastColumn="0" w:oddVBand="0" w:evenVBand="0" w:oddHBand="0" w:evenHBand="0" w:firstRowFirstColumn="0" w:firstRowLastColumn="0" w:lastRowFirstColumn="0" w:lastRowLastColumn="0"/>
               <w:rPr>
-                <w:rFonts w:eastAsia="SimSun" w:hint="eastAsia"/>
+                <w:rFonts w:eastAsia="SimSun"/>
                 <w:sz w:val="21"/>
                 <w:szCs w:val="18"/>
                 <w:lang w:val="en-US"/>
@@ -11181,7 +11022,7 @@
               <w:spacing w:line="360" w:lineRule="auto"/>
               <w:jc w:val="center"/>
               <w:rPr>
-                <w:rFonts w:eastAsia="SimSun" w:hint="eastAsia"/>
+                <w:rFonts w:eastAsia="SimSun"/>
                 <w:sz w:val="21"/>
                 <w:szCs w:val="18"/>
                 <w:lang w:val="en-US"/>
@@ -11218,7 +11059,7 @@
               <w:jc w:val="center"/>
               <w:cnfStyle w:val="000000000000" w:firstRow="0" w:lastRow="0" w:firstColumn="0" w:lastColumn="0" w:oddVBand="0" w:evenVBand="0" w:oddHBand="0" w:evenHBand="0" w:firstRowFirstColumn="0" w:firstRowLastColumn="0" w:lastRowFirstColumn="0" w:lastRowLastColumn="0"/>
               <w:rPr>
-                <w:rFonts w:eastAsia="SimSun" w:hint="eastAsia"/>
+                <w:rFonts w:eastAsia="SimSun"/>
                 <w:sz w:val="21"/>
                 <w:szCs w:val="18"/>
                 <w:lang w:val="en-US"/>
@@ -11256,7 +11097,7 @@
               <w:jc w:val="center"/>
               <w:cnfStyle w:val="000000000000" w:firstRow="0" w:lastRow="0" w:firstColumn="0" w:lastColumn="0" w:oddVBand="0" w:evenVBand="0" w:oddHBand="0" w:evenHBand="0" w:firstRowFirstColumn="0" w:firstRowLastColumn="0" w:lastRowFirstColumn="0" w:lastRowLastColumn="0"/>
               <w:rPr>
-                <w:rFonts w:eastAsia="SimSun" w:hint="eastAsia"/>
+                <w:rFonts w:eastAsia="SimSun"/>
                 <w:sz w:val="21"/>
                 <w:szCs w:val="18"/>
                 <w:lang w:val="en-US"/>
@@ -11331,7 +11172,7 @@
               <w:spacing w:line="360" w:lineRule="auto"/>
               <w:jc w:val="center"/>
               <w:rPr>
-                <w:rFonts w:eastAsia="SimSun" w:hint="eastAsia"/>
+                <w:rFonts w:eastAsia="SimSun"/>
                 <w:sz w:val="21"/>
                 <w:szCs w:val="18"/>
                 <w:lang w:val="en-US"/>
@@ -11368,7 +11209,7 @@
               <w:jc w:val="center"/>
               <w:cnfStyle w:val="000000000000" w:firstRow="0" w:lastRow="0" w:firstColumn="0" w:lastColumn="0" w:oddVBand="0" w:evenVBand="0" w:oddHBand="0" w:evenHBand="0" w:firstRowFirstColumn="0" w:firstRowLastColumn="0" w:lastRowFirstColumn="0" w:lastRowLastColumn="0"/>
               <w:rPr>
-                <w:rFonts w:eastAsia="SimSun" w:hint="eastAsia"/>
+                <w:rFonts w:eastAsia="SimSun"/>
                 <w:sz w:val="21"/>
                 <w:szCs w:val="18"/>
                 <w:lang w:val="en-US"/>
@@ -11406,7 +11247,7 @@
               <w:jc w:val="center"/>
               <w:cnfStyle w:val="000000000000" w:firstRow="0" w:lastRow="0" w:firstColumn="0" w:lastColumn="0" w:oddVBand="0" w:evenVBand="0" w:oddHBand="0" w:evenHBand="0" w:firstRowFirstColumn="0" w:firstRowLastColumn="0" w:lastRowFirstColumn="0" w:lastRowLastColumn="0"/>
               <w:rPr>
-                <w:rFonts w:eastAsia="SimSun" w:hint="eastAsia"/>
+                <w:rFonts w:eastAsia="SimSun"/>
                 <w:sz w:val="21"/>
                 <w:szCs w:val="18"/>
                 <w:lang w:val="en-US"/>
@@ -11481,7 +11322,7 @@
               <w:spacing w:line="360" w:lineRule="auto"/>
               <w:jc w:val="center"/>
               <w:rPr>
-                <w:rFonts w:eastAsia="SimSun" w:hint="eastAsia"/>
+                <w:rFonts w:eastAsia="SimSun"/>
                 <w:sz w:val="21"/>
                 <w:szCs w:val="18"/>
                 <w:lang w:val="en-US"/>
@@ -11518,7 +11359,7 @@
               <w:jc w:val="center"/>
               <w:cnfStyle w:val="000000000000" w:firstRow="0" w:lastRow="0" w:firstColumn="0" w:lastColumn="0" w:oddVBand="0" w:evenVBand="0" w:oddHBand="0" w:evenHBand="0" w:firstRowFirstColumn="0" w:firstRowLastColumn="0" w:lastRowFirstColumn="0" w:lastRowLastColumn="0"/>
               <w:rPr>
-                <w:rFonts w:eastAsia="SimSun" w:hint="eastAsia"/>
+                <w:rFonts w:eastAsia="SimSun"/>
                 <w:sz w:val="21"/>
                 <w:szCs w:val="18"/>
                 <w:lang w:val="en-US"/>
@@ -11556,7 +11397,7 @@
               <w:jc w:val="center"/>
               <w:cnfStyle w:val="000000000000" w:firstRow="0" w:lastRow="0" w:firstColumn="0" w:lastColumn="0" w:oddVBand="0" w:evenVBand="0" w:oddHBand="0" w:evenHBand="0" w:firstRowFirstColumn="0" w:firstRowLastColumn="0" w:lastRowFirstColumn="0" w:lastRowLastColumn="0"/>
               <w:rPr>
-                <w:rFonts w:eastAsia="SimSun" w:hint="eastAsia"/>
+                <w:rFonts w:eastAsia="SimSun"/>
                 <w:sz w:val="21"/>
                 <w:szCs w:val="18"/>
                 <w:lang w:val="en-US"/>
@@ -11631,7 +11472,7 @@
               <w:spacing w:line="360" w:lineRule="auto"/>
               <w:jc w:val="center"/>
               <w:rPr>
-                <w:rFonts w:eastAsia="SimSun" w:hint="eastAsia"/>
+                <w:rFonts w:eastAsia="SimSun"/>
                 <w:sz w:val="21"/>
                 <w:szCs w:val="18"/>
                 <w:lang w:val="en-US"/>
@@ -11668,7 +11509,7 @@
               <w:jc w:val="center"/>
               <w:cnfStyle w:val="000000000000" w:firstRow="0" w:lastRow="0" w:firstColumn="0" w:lastColumn="0" w:oddVBand="0" w:evenVBand="0" w:oddHBand="0" w:evenHBand="0" w:firstRowFirstColumn="0" w:firstRowLastColumn="0" w:lastRowFirstColumn="0" w:lastRowLastColumn="0"/>
               <w:rPr>
-                <w:rFonts w:eastAsia="SimSun" w:hint="eastAsia"/>
+                <w:rFonts w:eastAsia="SimSun"/>
                 <w:sz w:val="21"/>
                 <w:szCs w:val="18"/>
                 <w:lang w:val="en-US"/>
@@ -11706,7 +11547,7 @@
               <w:jc w:val="center"/>
               <w:cnfStyle w:val="000000000000" w:firstRow="0" w:lastRow="0" w:firstColumn="0" w:lastColumn="0" w:oddVBand="0" w:evenVBand="0" w:oddHBand="0" w:evenHBand="0" w:firstRowFirstColumn="0" w:firstRowLastColumn="0" w:lastRowFirstColumn="0" w:lastRowLastColumn="0"/>
               <w:rPr>
-                <w:rFonts w:eastAsia="SimSun" w:hint="eastAsia"/>
+                <w:rFonts w:eastAsia="SimSun"/>
                 <w:sz w:val="21"/>
                 <w:szCs w:val="18"/>
                 <w:lang w:val="en-US"/>
@@ -11790,7 +11631,7 @@
               <w:spacing w:line="360" w:lineRule="auto"/>
               <w:jc w:val="center"/>
               <w:rPr>
-                <w:rFonts w:eastAsia="SimSun" w:hint="eastAsia"/>
+                <w:rFonts w:eastAsia="SimSun"/>
                 <w:sz w:val="21"/>
                 <w:szCs w:val="18"/>
                 <w:lang w:val="en-US"/>
@@ -11827,7 +11668,7 @@
               <w:jc w:val="center"/>
               <w:cnfStyle w:val="000000000000" w:firstRow="0" w:lastRow="0" w:firstColumn="0" w:lastColumn="0" w:oddVBand="0" w:evenVBand="0" w:oddHBand="0" w:evenHBand="0" w:firstRowFirstColumn="0" w:firstRowLastColumn="0" w:lastRowFirstColumn="0" w:lastRowLastColumn="0"/>
               <w:rPr>
-                <w:rFonts w:eastAsia="SimSun" w:hint="eastAsia"/>
+                <w:rFonts w:eastAsia="SimSun"/>
                 <w:sz w:val="21"/>
                 <w:szCs w:val="18"/>
                 <w:lang w:val="en-US"/>
@@ -11865,7 +11706,7 @@
               <w:jc w:val="center"/>
               <w:cnfStyle w:val="000000000000" w:firstRow="0" w:lastRow="0" w:firstColumn="0" w:lastColumn="0" w:oddVBand="0" w:evenVBand="0" w:oddHBand="0" w:evenHBand="0" w:firstRowFirstColumn="0" w:firstRowLastColumn="0" w:lastRowFirstColumn="0" w:lastRowLastColumn="0"/>
               <w:rPr>
-                <w:rFonts w:eastAsia="SimSun" w:hint="eastAsia"/>
+                <w:rFonts w:eastAsia="SimSun"/>
                 <w:sz w:val="21"/>
                 <w:szCs w:val="18"/>
                 <w:lang w:val="en-US"/>
@@ -11949,7 +11790,7 @@
               <w:spacing w:line="360" w:lineRule="auto"/>
               <w:jc w:val="center"/>
               <w:rPr>
-                <w:rFonts w:eastAsia="SimSun" w:hint="eastAsia"/>
+                <w:rFonts w:eastAsia="SimSun"/>
                 <w:sz w:val="21"/>
                 <w:szCs w:val="18"/>
                 <w:lang w:val="en-US"/>
@@ -11986,7 +11827,7 @@
               <w:jc w:val="center"/>
               <w:cnfStyle w:val="000000000000" w:firstRow="0" w:lastRow="0" w:firstColumn="0" w:lastColumn="0" w:oddVBand="0" w:evenVBand="0" w:oddHBand="0" w:evenHBand="0" w:firstRowFirstColumn="0" w:firstRowLastColumn="0" w:lastRowFirstColumn="0" w:lastRowLastColumn="0"/>
               <w:rPr>
-                <w:rFonts w:eastAsia="SimSun" w:hint="eastAsia"/>
+                <w:rFonts w:eastAsia="SimSun"/>
                 <w:sz w:val="21"/>
                 <w:szCs w:val="18"/>
                 <w:lang w:val="en-US"/>
@@ -12024,7 +11865,7 @@
               <w:jc w:val="center"/>
               <w:cnfStyle w:val="000000000000" w:firstRow="0" w:lastRow="0" w:firstColumn="0" w:lastColumn="0" w:oddVBand="0" w:evenVBand="0" w:oddHBand="0" w:evenHBand="0" w:firstRowFirstColumn="0" w:firstRowLastColumn="0" w:lastRowFirstColumn="0" w:lastRowLastColumn="0"/>
               <w:rPr>
-                <w:rFonts w:eastAsia="SimSun" w:hint="eastAsia"/>
+                <w:rFonts w:eastAsia="SimSun"/>
                 <w:sz w:val="21"/>
                 <w:szCs w:val="18"/>
                 <w:lang w:val="en-US"/>
@@ -12107,7 +11948,7 @@
         <w:spacing w:line="360" w:lineRule="auto"/>
         <w:ind w:firstLineChars="0"/>
         <w:rPr>
-          <w:rFonts w:ascii="Times New Roman" w:eastAsia="SimSun" w:hAnsi="Times New Roman" w:cs="Times New Roman" w:hint="eastAsia"/>
+          <w:rFonts w:ascii="Times New Roman" w:eastAsia="SimSun" w:hAnsi="Times New Roman" w:cs="Times New Roman"/>
           <w:b/>
           <w:bCs/>
           <w:szCs w:val="21"/>
@@ -12190,17 +12031,7 @@
           <w:szCs w:val="21"/>
           <w:lang w:val="en-US"/>
         </w:rPr>
-        <w:t>蛋白质免疫印迹</w:t>
-      </w:r>
-      <w:r>
-        <w:rPr>
-          <w:rFonts w:ascii="Times New Roman" w:eastAsia="SimSun" w:hAnsi="Times New Roman" w:cs="Times New Roman" w:hint="eastAsia"/>
-          <w:b/>
-          <w:bCs/>
-          <w:szCs w:val="21"/>
-          <w:lang w:val="en-US"/>
-        </w:rPr>
-        <w:t>结果</w:t>
+        <w:t>蛋白质免疫印迹结果</w:t>
       </w:r>
     </w:p>
     <w:p>
@@ -12292,7 +12123,7 @@
         <w:spacing w:line="360" w:lineRule="auto"/>
         <w:jc w:val="both"/>
         <w:rPr>
-          <w:rFonts w:eastAsia="SimSun" w:hint="eastAsia"/>
+          <w:rFonts w:eastAsia="SimSun"/>
           <w:sz w:val="21"/>
           <w:szCs w:val="18"/>
           <w:lang w:val="en-US"/>
@@ -12468,7 +12299,25 @@
           <w:szCs w:val="18"/>
           <w:lang w:val="en-US"/>
         </w:rPr>
-        <w:t xml:space="preserve">31.3 </w:t>
+        <w:t>31.</w:t>
+      </w:r>
+      <w:r>
+        <w:rPr>
+          <w:rFonts w:eastAsia="SimSun"/>
+          <w:sz w:val="21"/>
+          <w:szCs w:val="18"/>
+          <w:lang w:val="en-US"/>
+        </w:rPr>
+        <w:t>7</w:t>
+      </w:r>
+      <w:r>
+        <w:rPr>
+          <w:rFonts w:eastAsia="SimSun"/>
+          <w:sz w:val="21"/>
+          <w:szCs w:val="18"/>
+          <w:lang w:val="en-US"/>
+        </w:rPr>
+        <w:t xml:space="preserve"> </w:t>
       </w:r>
       <w:proofErr w:type="spellStart"/>
       <w:r>
@@ -13448,6 +13297,7 @@
   <w:style w:type="character" w:default="1" w:styleId="DefaultParagraphFont">
     <w:name w:val="Default Paragraph Font"/>
     <w:uiPriority w:val="1"/>
+    <w:semiHidden/>
     <w:unhideWhenUsed/>
   </w:style>
   <w:style w:type="table" w:default="1" w:styleId="TableNormal">
@@ -13893,6 +13743,1010 @@
 </w:styles>
 </file>
 
+<file path=word/charts/chart1.xml><?xml version="1.0" encoding="utf-8"?>
+<c:chartSpace xmlns:c="http://schemas.openxmlformats.org/drawingml/2006/chart" xmlns:a="http://schemas.openxmlformats.org/drawingml/2006/main" xmlns:r="http://schemas.openxmlformats.org/officeDocument/2006/relationships" xmlns:c16r2="http://schemas.microsoft.com/office/drawing/2015/06/chart">
+  <c:date1904 val="0"/>
+  <c:lang val="en-US"/>
+  <c:roundedCorners val="0"/>
+  <mc:AlternateContent xmlns:mc="http://schemas.openxmlformats.org/markup-compatibility/2006">
+    <mc:Choice xmlns:c14="http://schemas.microsoft.com/office/drawing/2007/8/2/chart" Requires="c14">
+      <c14:style val="102"/>
+    </mc:Choice>
+    <mc:Fallback>
+      <c:style val="2"/>
+    </mc:Fallback>
+  </mc:AlternateContent>
+  <c:chart>
+    <c:autoTitleDeleted val="1"/>
+    <c:plotArea>
+      <c:layout/>
+      <c:scatterChart>
+        <c:scatterStyle val="smoothMarker"/>
+        <c:varyColors val="0"/>
+        <c:ser>
+          <c:idx val="0"/>
+          <c:order val="0"/>
+          <c:spPr>
+            <a:ln w="19050" cap="rnd">
+              <a:solidFill>
+                <a:schemeClr val="accent1"/>
+              </a:solidFill>
+              <a:round/>
+            </a:ln>
+            <a:effectLst/>
+          </c:spPr>
+          <c:marker>
+            <c:symbol val="circle"/>
+            <c:size val="5"/>
+            <c:spPr>
+              <a:solidFill>
+                <a:schemeClr val="accent1"/>
+              </a:solidFill>
+              <a:ln w="9525">
+                <a:solidFill>
+                  <a:schemeClr val="accent1"/>
+                </a:solidFill>
+              </a:ln>
+              <a:effectLst/>
+            </c:spPr>
+          </c:marker>
+          <c:trendline>
+            <c:spPr>
+              <a:ln w="19050" cap="rnd">
+                <a:solidFill>
+                  <a:schemeClr val="accent1"/>
+                </a:solidFill>
+                <a:prstDash val="sysDot"/>
+              </a:ln>
+              <a:effectLst/>
+            </c:spPr>
+            <c:trendlineType val="linear"/>
+            <c:dispRSqr val="1"/>
+            <c:dispEq val="1"/>
+            <c:trendlineLbl>
+              <c:layout>
+                <c:manualLayout>
+                  <c:x val="-3.2338278157219298E-2"/>
+                  <c:y val="6.7177019539224267E-2"/>
+                </c:manualLayout>
+              </c:layout>
+              <c:numFmt formatCode="General" sourceLinked="0"/>
+              <c:spPr>
+                <a:noFill/>
+                <a:ln>
+                  <a:noFill/>
+                </a:ln>
+                <a:effectLst/>
+              </c:spPr>
+              <c:txPr>
+                <a:bodyPr rot="0" spcFirstLastPara="1" vertOverflow="ellipsis" vert="horz" wrap="square" anchor="ctr" anchorCtr="1"/>
+                <a:lstStyle/>
+                <a:p>
+                  <a:pPr>
+                    <a:defRPr sz="900" b="0" i="0" u="none" strike="noStrike" kern="1200" baseline="0">
+                      <a:solidFill>
+                        <a:schemeClr val="tx1">
+                          <a:lumMod val="65000"/>
+                          <a:lumOff val="35000"/>
+                        </a:schemeClr>
+                      </a:solidFill>
+                      <a:latin typeface="+mn-lt"/>
+                      <a:ea typeface="+mn-ea"/>
+                      <a:cs typeface="+mn-cs"/>
+                    </a:defRPr>
+                  </a:pPr>
+                  <a:endParaRPr lang="en-CN"/>
+                </a:p>
+              </c:txPr>
+            </c:trendlineLbl>
+          </c:trendline>
+          <c:xVal>
+            <c:numRef>
+              <c:f>Sheet1!$C$1:$C$7</c:f>
+              <c:numCache>
+                <c:formatCode>General</c:formatCode>
+                <c:ptCount val="7"/>
+                <c:pt idx="0">
+                  <c:v>6.3407800634078013E-2</c:v>
+                </c:pt>
+                <c:pt idx="1">
+                  <c:v>0.15151515151515152</c:v>
+                </c:pt>
+                <c:pt idx="2">
+                  <c:v>0.21521787215217875</c:v>
+                </c:pt>
+                <c:pt idx="3">
+                  <c:v>0.27361203273612034</c:v>
+                </c:pt>
+                <c:pt idx="4">
+                  <c:v>0.35139718351397181</c:v>
+                </c:pt>
+                <c:pt idx="5">
+                  <c:v>0.53609083536090829</c:v>
+                </c:pt>
+                <c:pt idx="6">
+                  <c:v>0.75565877755658772</c:v>
+                </c:pt>
+              </c:numCache>
+            </c:numRef>
+          </c:xVal>
+          <c:yVal>
+            <c:numRef>
+              <c:f>Sheet1!$D$1:$D$7</c:f>
+              <c:numCache>
+                <c:formatCode>General</c:formatCode>
+                <c:ptCount val="7"/>
+                <c:pt idx="0">
+                  <c:v>2.0791812460476247</c:v>
+                </c:pt>
+                <c:pt idx="1">
+                  <c:v>1.8450980400142569</c:v>
+                </c:pt>
+                <c:pt idx="2">
+                  <c:v>1.7403626894942439</c:v>
+                </c:pt>
+                <c:pt idx="3">
+                  <c:v>1.6532125137753435</c:v>
+                </c:pt>
+                <c:pt idx="4">
+                  <c:v>1.5440680443502754</c:v>
+                </c:pt>
+                <c:pt idx="5">
+                  <c:v>1.3979400086720375</c:v>
+                </c:pt>
+                <c:pt idx="6">
+                  <c:v>1.1760912590556811</c:v>
+                </c:pt>
+              </c:numCache>
+            </c:numRef>
+          </c:yVal>
+          <c:smooth val="1"/>
+          <c:extLst>
+            <c:ext xmlns:c16="http://schemas.microsoft.com/office/drawing/2014/chart" uri="{C3380CC4-5D6E-409C-BE32-E72D297353CC}">
+              <c16:uniqueId val="{00000001-F695-7547-99BA-2C574DC8A408}"/>
+            </c:ext>
+          </c:extLst>
+        </c:ser>
+        <c:dLbls>
+          <c:showLegendKey val="0"/>
+          <c:showVal val="0"/>
+          <c:showCatName val="0"/>
+          <c:showSerName val="0"/>
+          <c:showPercent val="0"/>
+          <c:showBubbleSize val="0"/>
+        </c:dLbls>
+        <c:axId val="839451056"/>
+        <c:axId val="1147543904"/>
+      </c:scatterChart>
+      <c:valAx>
+        <c:axId val="839451056"/>
+        <c:scaling>
+          <c:orientation val="minMax"/>
+        </c:scaling>
+        <c:delete val="0"/>
+        <c:axPos val="b"/>
+        <c:title>
+          <c:tx>
+            <c:rich>
+              <a:bodyPr rot="0" spcFirstLastPara="1" vertOverflow="ellipsis" vert="horz" wrap="square" anchor="ctr" anchorCtr="1"/>
+              <a:lstStyle/>
+              <a:p>
+                <a:pPr>
+                  <a:defRPr sz="1000" b="0" i="0" u="none" strike="noStrike" kern="1200" baseline="0">
+                    <a:solidFill>
+                      <a:schemeClr val="tx1">
+                        <a:lumMod val="65000"/>
+                        <a:lumOff val="35000"/>
+                      </a:schemeClr>
+                    </a:solidFill>
+                    <a:latin typeface="+mn-lt"/>
+                    <a:ea typeface="+mn-ea"/>
+                    <a:cs typeface="+mn-cs"/>
+                  </a:defRPr>
+                </a:pPr>
+                <a:r>
+                  <a:rPr lang="en-US"/>
+                  <a:t>m</a:t>
+                </a:r>
+                <a:r>
+                  <a:rPr lang="en-US" sz="700"/>
+                  <a:t>R</a:t>
+                </a:r>
+                <a:endParaRPr lang="en-US"/>
+              </a:p>
+            </c:rich>
+          </c:tx>
+          <c:overlay val="0"/>
+          <c:spPr>
+            <a:noFill/>
+            <a:ln>
+              <a:noFill/>
+            </a:ln>
+            <a:effectLst/>
+          </c:spPr>
+          <c:txPr>
+            <a:bodyPr rot="0" spcFirstLastPara="1" vertOverflow="ellipsis" vert="horz" wrap="square" anchor="ctr" anchorCtr="1"/>
+            <a:lstStyle/>
+            <a:p>
+              <a:pPr>
+                <a:defRPr sz="1000" b="0" i="0" u="none" strike="noStrike" kern="1200" baseline="0">
+                  <a:solidFill>
+                    <a:schemeClr val="tx1">
+                      <a:lumMod val="65000"/>
+                      <a:lumOff val="35000"/>
+                    </a:schemeClr>
+                  </a:solidFill>
+                  <a:latin typeface="+mn-lt"/>
+                  <a:ea typeface="+mn-ea"/>
+                  <a:cs typeface="+mn-cs"/>
+                </a:defRPr>
+              </a:pPr>
+              <a:endParaRPr lang="en-CN"/>
+            </a:p>
+          </c:txPr>
+        </c:title>
+        <c:numFmt formatCode="General" sourceLinked="1"/>
+        <c:majorTickMark val="none"/>
+        <c:minorTickMark val="none"/>
+        <c:tickLblPos val="nextTo"/>
+        <c:spPr>
+          <a:noFill/>
+          <a:ln w="9525" cap="flat" cmpd="sng" algn="ctr">
+            <a:solidFill>
+              <a:schemeClr val="tx1">
+                <a:lumMod val="25000"/>
+                <a:lumOff val="75000"/>
+              </a:schemeClr>
+            </a:solidFill>
+            <a:round/>
+          </a:ln>
+          <a:effectLst/>
+        </c:spPr>
+        <c:txPr>
+          <a:bodyPr rot="-60000000" spcFirstLastPara="1" vertOverflow="ellipsis" vert="horz" wrap="square" anchor="ctr" anchorCtr="1"/>
+          <a:lstStyle/>
+          <a:p>
+            <a:pPr>
+              <a:defRPr sz="900" b="0" i="0" u="none" strike="noStrike" kern="1200" baseline="0">
+                <a:solidFill>
+                  <a:schemeClr val="tx1">
+                    <a:lumMod val="65000"/>
+                    <a:lumOff val="35000"/>
+                  </a:schemeClr>
+                </a:solidFill>
+                <a:latin typeface="+mn-lt"/>
+                <a:ea typeface="+mn-ea"/>
+                <a:cs typeface="+mn-cs"/>
+              </a:defRPr>
+            </a:pPr>
+            <a:endParaRPr lang="en-CN"/>
+          </a:p>
+        </c:txPr>
+        <c:crossAx val="1147543904"/>
+        <c:crosses val="autoZero"/>
+        <c:crossBetween val="midCat"/>
+      </c:valAx>
+      <c:valAx>
+        <c:axId val="1147543904"/>
+        <c:scaling>
+          <c:orientation val="minMax"/>
+        </c:scaling>
+        <c:delete val="0"/>
+        <c:axPos val="l"/>
+        <c:title>
+          <c:tx>
+            <c:rich>
+              <a:bodyPr rot="-5400000" spcFirstLastPara="1" vertOverflow="ellipsis" vert="horz" wrap="square" anchor="ctr" anchorCtr="1"/>
+              <a:lstStyle/>
+              <a:p>
+                <a:pPr>
+                  <a:defRPr sz="1000" b="0" i="0" u="none" strike="noStrike" kern="1200" baseline="0">
+                    <a:solidFill>
+                      <a:schemeClr val="tx1">
+                        <a:lumMod val="65000"/>
+                        <a:lumOff val="35000"/>
+                      </a:schemeClr>
+                    </a:solidFill>
+                    <a:latin typeface="+mn-lt"/>
+                    <a:ea typeface="+mn-ea"/>
+                    <a:cs typeface="+mn-cs"/>
+                  </a:defRPr>
+                </a:pPr>
+                <a:r>
+                  <a:rPr lang="en-US"/>
+                  <a:t>log</a:t>
+                </a:r>
+                <a:r>
+                  <a:rPr lang="en-US" sz="700"/>
+                  <a:t>10</a:t>
+                </a:r>
+                <a:r>
+                  <a:rPr lang="en-US" sz="1000"/>
+                  <a:t>(M</a:t>
+                </a:r>
+                <a:r>
+                  <a:rPr lang="en-US" sz="700"/>
+                  <a:t>r</a:t>
+                </a:r>
+                <a:r>
+                  <a:rPr lang="en-US" sz="1000"/>
+                  <a:t>)</a:t>
+                </a:r>
+                <a:endParaRPr lang="en-US"/>
+              </a:p>
+            </c:rich>
+          </c:tx>
+          <c:overlay val="0"/>
+          <c:spPr>
+            <a:noFill/>
+            <a:ln>
+              <a:noFill/>
+            </a:ln>
+            <a:effectLst/>
+          </c:spPr>
+          <c:txPr>
+            <a:bodyPr rot="-5400000" spcFirstLastPara="1" vertOverflow="ellipsis" vert="horz" wrap="square" anchor="ctr" anchorCtr="1"/>
+            <a:lstStyle/>
+            <a:p>
+              <a:pPr>
+                <a:defRPr sz="1000" b="0" i="0" u="none" strike="noStrike" kern="1200" baseline="0">
+                  <a:solidFill>
+                    <a:schemeClr val="tx1">
+                      <a:lumMod val="65000"/>
+                      <a:lumOff val="35000"/>
+                    </a:schemeClr>
+                  </a:solidFill>
+                  <a:latin typeface="+mn-lt"/>
+                  <a:ea typeface="+mn-ea"/>
+                  <a:cs typeface="+mn-cs"/>
+                </a:defRPr>
+              </a:pPr>
+              <a:endParaRPr lang="en-CN"/>
+            </a:p>
+          </c:txPr>
+        </c:title>
+        <c:numFmt formatCode="General" sourceLinked="1"/>
+        <c:majorTickMark val="out"/>
+        <c:minorTickMark val="none"/>
+        <c:tickLblPos val="nextTo"/>
+        <c:spPr>
+          <a:noFill/>
+          <a:ln w="9525" cap="flat" cmpd="sng" algn="ctr">
+            <a:solidFill>
+              <a:schemeClr val="tx1">
+                <a:lumMod val="25000"/>
+                <a:lumOff val="75000"/>
+              </a:schemeClr>
+            </a:solidFill>
+            <a:round/>
+          </a:ln>
+          <a:effectLst/>
+        </c:spPr>
+        <c:txPr>
+          <a:bodyPr rot="-60000000" spcFirstLastPara="1" vertOverflow="ellipsis" vert="horz" wrap="square" anchor="ctr" anchorCtr="1"/>
+          <a:lstStyle/>
+          <a:p>
+            <a:pPr>
+              <a:defRPr sz="900" b="0" i="0" u="none" strike="noStrike" kern="1200" baseline="0">
+                <a:solidFill>
+                  <a:schemeClr val="tx1">
+                    <a:lumMod val="65000"/>
+                    <a:lumOff val="35000"/>
+                  </a:schemeClr>
+                </a:solidFill>
+                <a:latin typeface="+mn-lt"/>
+                <a:ea typeface="+mn-ea"/>
+                <a:cs typeface="+mn-cs"/>
+              </a:defRPr>
+            </a:pPr>
+            <a:endParaRPr lang="en-CN"/>
+          </a:p>
+        </c:txPr>
+        <c:crossAx val="839451056"/>
+        <c:crosses val="autoZero"/>
+        <c:crossBetween val="midCat"/>
+      </c:valAx>
+      <c:spPr>
+        <a:noFill/>
+        <a:ln>
+          <a:noFill/>
+        </a:ln>
+        <a:effectLst/>
+      </c:spPr>
+    </c:plotArea>
+    <c:plotVisOnly val="1"/>
+    <c:dispBlanksAs val="gap"/>
+    <c:extLst>
+      <c:ext xmlns:c16r3="http://schemas.microsoft.com/office/drawing/2017/03/chart" uri="{56B9EC1D-385E-4148-901F-78D8002777C0}">
+        <c16r3:dataDisplayOptions16>
+          <c16r3:dispNaAsBlank val="1"/>
+        </c16r3:dataDisplayOptions16>
+      </c:ext>
+    </c:extLst>
+    <c:showDLblsOverMax val="0"/>
+  </c:chart>
+  <c:spPr>
+    <a:solidFill>
+      <a:schemeClr val="bg1"/>
+    </a:solidFill>
+    <a:ln w="9525" cap="flat" cmpd="sng" algn="ctr">
+      <a:noFill/>
+      <a:round/>
+    </a:ln>
+    <a:effectLst/>
+  </c:spPr>
+  <c:txPr>
+    <a:bodyPr/>
+    <a:lstStyle/>
+    <a:p>
+      <a:pPr>
+        <a:defRPr/>
+      </a:pPr>
+      <a:endParaRPr lang="en-CN"/>
+    </a:p>
+  </c:txPr>
+  <c:externalData r:id="rId3">
+    <c:autoUpdate val="0"/>
+  </c:externalData>
+</c:chartSpace>
+</file>
+
+<file path=word/charts/colors1.xml><?xml version="1.0" encoding="utf-8"?>
+<cs:colorStyle xmlns:cs="http://schemas.microsoft.com/office/drawing/2012/chartStyle" xmlns:a="http://schemas.openxmlformats.org/drawingml/2006/main" meth="cycle" id="10">
+  <a:schemeClr val="accent1"/>
+  <a:schemeClr val="accent2"/>
+  <a:schemeClr val="accent3"/>
+  <a:schemeClr val="accent4"/>
+  <a:schemeClr val="accent5"/>
+  <a:schemeClr val="accent6"/>
+  <cs:variation/>
+  <cs:variation>
+    <a:lumMod val="60000"/>
+  </cs:variation>
+  <cs:variation>
+    <a:lumMod val="80000"/>
+    <a:lumOff val="20000"/>
+  </cs:variation>
+  <cs:variation>
+    <a:lumMod val="80000"/>
+  </cs:variation>
+  <cs:variation>
+    <a:lumMod val="60000"/>
+    <a:lumOff val="40000"/>
+  </cs:variation>
+  <cs:variation>
+    <a:lumMod val="50000"/>
+  </cs:variation>
+  <cs:variation>
+    <a:lumMod val="70000"/>
+    <a:lumOff val="30000"/>
+  </cs:variation>
+  <cs:variation>
+    <a:lumMod val="70000"/>
+  </cs:variation>
+  <cs:variation>
+    <a:lumMod val="50000"/>
+    <a:lumOff val="50000"/>
+  </cs:variation>
+</cs:colorStyle>
+</file>
+
+<file path=word/charts/style1.xml><?xml version="1.0" encoding="utf-8"?>
+<cs:chartStyle xmlns:cs="http://schemas.microsoft.com/office/drawing/2012/chartStyle" xmlns:a="http://schemas.openxmlformats.org/drawingml/2006/main" id="240">
+  <cs:axisTitle>
+    <cs:lnRef idx="0"/>
+    <cs:fillRef idx="0"/>
+    <cs:effectRef idx="0"/>
+    <cs:fontRef idx="minor">
+      <a:schemeClr val="tx1">
+        <a:lumMod val="65000"/>
+        <a:lumOff val="35000"/>
+      </a:schemeClr>
+    </cs:fontRef>
+    <cs:defRPr sz="1000" kern="1200"/>
+  </cs:axisTitle>
+  <cs:categoryAxis>
+    <cs:lnRef idx="0"/>
+    <cs:fillRef idx="0"/>
+    <cs:effectRef idx="0"/>
+    <cs:fontRef idx="minor">
+      <a:schemeClr val="tx1">
+        <a:lumMod val="65000"/>
+        <a:lumOff val="35000"/>
+      </a:schemeClr>
+    </cs:fontRef>
+    <cs:spPr>
+      <a:ln w="9525" cap="flat" cmpd="sng" algn="ctr">
+        <a:solidFill>
+          <a:schemeClr val="tx1">
+            <a:lumMod val="25000"/>
+            <a:lumOff val="75000"/>
+          </a:schemeClr>
+        </a:solidFill>
+        <a:round/>
+      </a:ln>
+    </cs:spPr>
+    <cs:defRPr sz="900" kern="1200"/>
+  </cs:categoryAxis>
+  <cs:chartArea mods="allowNoFillOverride allowNoLineOverride">
+    <cs:lnRef idx="0"/>
+    <cs:fillRef idx="0"/>
+    <cs:effectRef idx="0"/>
+    <cs:fontRef idx="minor">
+      <a:schemeClr val="tx1"/>
+    </cs:fontRef>
+    <cs:spPr>
+      <a:solidFill>
+        <a:schemeClr val="bg1"/>
+      </a:solidFill>
+      <a:ln w="9525" cap="flat" cmpd="sng" algn="ctr">
+        <a:solidFill>
+          <a:schemeClr val="tx1">
+            <a:lumMod val="15000"/>
+            <a:lumOff val="85000"/>
+          </a:schemeClr>
+        </a:solidFill>
+        <a:round/>
+      </a:ln>
+    </cs:spPr>
+    <cs:defRPr sz="1000" kern="1200"/>
+  </cs:chartArea>
+  <cs:dataLabel>
+    <cs:lnRef idx="0"/>
+    <cs:fillRef idx="0"/>
+    <cs:effectRef idx="0"/>
+    <cs:fontRef idx="minor">
+      <a:schemeClr val="tx1">
+        <a:lumMod val="75000"/>
+        <a:lumOff val="25000"/>
+      </a:schemeClr>
+    </cs:fontRef>
+    <cs:defRPr sz="900" kern="1200"/>
+  </cs:dataLabel>
+  <cs:dataLabelCallout>
+    <cs:lnRef idx="0"/>
+    <cs:fillRef idx="0"/>
+    <cs:effectRef idx="0"/>
+    <cs:fontRef idx="minor">
+      <a:schemeClr val="dk1">
+        <a:lumMod val="65000"/>
+        <a:lumOff val="35000"/>
+      </a:schemeClr>
+    </cs:fontRef>
+    <cs:spPr>
+      <a:solidFill>
+        <a:schemeClr val="lt1"/>
+      </a:solidFill>
+      <a:ln>
+        <a:solidFill>
+          <a:schemeClr val="dk1">
+            <a:lumMod val="25000"/>
+            <a:lumOff val="75000"/>
+          </a:schemeClr>
+        </a:solidFill>
+      </a:ln>
+    </cs:spPr>
+    <cs:defRPr sz="900" kern="1200"/>
+    <cs:bodyPr rot="0" spcFirstLastPara="1" vertOverflow="clip" horzOverflow="clip" vert="horz" wrap="square" lIns="36576" tIns="18288" rIns="36576" bIns="18288" anchor="ctr" anchorCtr="1">
+      <a:spAutoFit/>
+    </cs:bodyPr>
+  </cs:dataLabelCallout>
+  <cs:dataPoint>
+    <cs:lnRef idx="0"/>
+    <cs:fillRef idx="1">
+      <cs:styleClr val="auto"/>
+    </cs:fillRef>
+    <cs:effectRef idx="0"/>
+    <cs:fontRef idx="minor">
+      <a:schemeClr val="tx1"/>
+    </cs:fontRef>
+  </cs:dataPoint>
+  <cs:dataPoint3D>
+    <cs:lnRef idx="0"/>
+    <cs:fillRef idx="1">
+      <cs:styleClr val="auto"/>
+    </cs:fillRef>
+    <cs:effectRef idx="0"/>
+    <cs:fontRef idx="minor">
+      <a:schemeClr val="tx1"/>
+    </cs:fontRef>
+  </cs:dataPoint3D>
+  <cs:dataPointLine>
+    <cs:lnRef idx="0">
+      <cs:styleClr val="auto"/>
+    </cs:lnRef>
+    <cs:fillRef idx="1"/>
+    <cs:effectRef idx="0"/>
+    <cs:fontRef idx="minor">
+      <a:schemeClr val="tx1"/>
+    </cs:fontRef>
+    <cs:spPr>
+      <a:ln w="19050" cap="rnd">
+        <a:solidFill>
+          <a:schemeClr val="phClr"/>
+        </a:solidFill>
+        <a:round/>
+      </a:ln>
+    </cs:spPr>
+  </cs:dataPointLine>
+  <cs:dataPointMarker>
+    <cs:lnRef idx="0">
+      <cs:styleClr val="auto"/>
+    </cs:lnRef>
+    <cs:fillRef idx="1">
+      <cs:styleClr val="auto"/>
+    </cs:fillRef>
+    <cs:effectRef idx="0"/>
+    <cs:fontRef idx="minor">
+      <a:schemeClr val="tx1"/>
+    </cs:fontRef>
+    <cs:spPr>
+      <a:ln w="9525">
+        <a:solidFill>
+          <a:schemeClr val="phClr"/>
+        </a:solidFill>
+      </a:ln>
+    </cs:spPr>
+  </cs:dataPointMarker>
+  <cs:dataPointMarkerLayout symbol="circle" size="5"/>
+  <cs:dataPointWireframe>
+    <cs:lnRef idx="0">
+      <cs:styleClr val="auto"/>
+    </cs:lnRef>
+    <cs:fillRef idx="0"/>
+    <cs:effectRef idx="0"/>
+    <cs:fontRef idx="minor">
+      <a:schemeClr val="dk1"/>
+    </cs:fontRef>
+    <cs:spPr>
+      <a:ln w="9525" cap="rnd">
+        <a:solidFill>
+          <a:schemeClr val="phClr"/>
+        </a:solidFill>
+        <a:round/>
+      </a:ln>
+    </cs:spPr>
+  </cs:dataPointWireframe>
+  <cs:dataTable>
+    <cs:lnRef idx="0"/>
+    <cs:fillRef idx="0"/>
+    <cs:effectRef idx="0"/>
+    <cs:fontRef idx="minor">
+      <a:schemeClr val="tx1">
+        <a:lumMod val="65000"/>
+        <a:lumOff val="35000"/>
+      </a:schemeClr>
+    </cs:fontRef>
+    <cs:spPr>
+      <a:noFill/>
+      <a:ln w="9525" cap="flat" cmpd="sng" algn="ctr">
+        <a:solidFill>
+          <a:schemeClr val="tx1">
+            <a:lumMod val="15000"/>
+            <a:lumOff val="85000"/>
+          </a:schemeClr>
+        </a:solidFill>
+        <a:round/>
+      </a:ln>
+    </cs:spPr>
+    <cs:defRPr sz="900" kern="1200"/>
+  </cs:dataTable>
+  <cs:downBar>
+    <cs:lnRef idx="0"/>
+    <cs:fillRef idx="0"/>
+    <cs:effectRef idx="0"/>
+    <cs:fontRef idx="minor">
+      <a:schemeClr val="tx1"/>
+    </cs:fontRef>
+    <cs:spPr>
+      <a:solidFill>
+        <a:schemeClr val="dk1">
+          <a:lumMod val="75000"/>
+          <a:lumOff val="25000"/>
+        </a:schemeClr>
+      </a:solidFill>
+      <a:ln w="9525" cap="flat" cmpd="sng" algn="ctr">
+        <a:solidFill>
+          <a:schemeClr val="tx1">
+            <a:lumMod val="65000"/>
+            <a:lumOff val="35000"/>
+          </a:schemeClr>
+        </a:solidFill>
+        <a:round/>
+      </a:ln>
+    </cs:spPr>
+  </cs:downBar>
+  <cs:dropLine>
+    <cs:lnRef idx="0"/>
+    <cs:fillRef idx="0"/>
+    <cs:effectRef idx="0"/>
+    <cs:fontRef idx="minor">
+      <a:schemeClr val="tx1"/>
+    </cs:fontRef>
+    <cs:spPr>
+      <a:ln w="9525" cap="flat" cmpd="sng" algn="ctr">
+        <a:solidFill>
+          <a:schemeClr val="tx1">
+            <a:lumMod val="35000"/>
+            <a:lumOff val="65000"/>
+          </a:schemeClr>
+        </a:solidFill>
+        <a:round/>
+      </a:ln>
+    </cs:spPr>
+  </cs:dropLine>
+  <cs:errorBar>
+    <cs:lnRef idx="0"/>
+    <cs:fillRef idx="0"/>
+    <cs:effectRef idx="0"/>
+    <cs:fontRef idx="minor">
+      <a:schemeClr val="tx1"/>
+    </cs:fontRef>
+    <cs:spPr>
+      <a:ln w="9525" cap="flat" cmpd="sng" algn="ctr">
+        <a:solidFill>
+          <a:schemeClr val="tx1">
+            <a:lumMod val="65000"/>
+            <a:lumOff val="35000"/>
+          </a:schemeClr>
+        </a:solidFill>
+        <a:round/>
+      </a:ln>
+    </cs:spPr>
+  </cs:errorBar>
+  <cs:floor>
+    <cs:lnRef idx="0"/>
+    <cs:fillRef idx="0"/>
+    <cs:effectRef idx="0"/>
+    <cs:fontRef idx="minor">
+      <a:schemeClr val="tx1"/>
+    </cs:fontRef>
+    <cs:spPr>
+      <a:noFill/>
+      <a:ln>
+        <a:noFill/>
+      </a:ln>
+    </cs:spPr>
+  </cs:floor>
+  <cs:gridlineMajor>
+    <cs:lnRef idx="0"/>
+    <cs:fillRef idx="0"/>
+    <cs:effectRef idx="0"/>
+    <cs:fontRef idx="minor">
+      <a:schemeClr val="tx1"/>
+    </cs:fontRef>
+    <cs:spPr>
+      <a:ln w="9525" cap="flat" cmpd="sng" algn="ctr">
+        <a:solidFill>
+          <a:schemeClr val="tx1">
+            <a:lumMod val="15000"/>
+            <a:lumOff val="85000"/>
+          </a:schemeClr>
+        </a:solidFill>
+        <a:round/>
+      </a:ln>
+    </cs:spPr>
+  </cs:gridlineMajor>
+  <cs:gridlineMinor>
+    <cs:lnRef idx="0"/>
+    <cs:fillRef idx="0"/>
+    <cs:effectRef idx="0"/>
+    <cs:fontRef idx="minor">
+      <a:schemeClr val="tx1"/>
+    </cs:fontRef>
+    <cs:spPr>
+      <a:ln w="9525" cap="flat" cmpd="sng" algn="ctr">
+        <a:solidFill>
+          <a:schemeClr val="tx1">
+            <a:lumMod val="5000"/>
+            <a:lumOff val="95000"/>
+          </a:schemeClr>
+        </a:solidFill>
+        <a:round/>
+      </a:ln>
+    </cs:spPr>
+  </cs:gridlineMinor>
+  <cs:hiLoLine>
+    <cs:lnRef idx="0"/>
+    <cs:fillRef idx="0"/>
+    <cs:effectRef idx="0"/>
+    <cs:fontRef idx="minor">
+      <a:schemeClr val="tx1"/>
+    </cs:fontRef>
+    <cs:spPr>
+      <a:ln w="9525" cap="flat" cmpd="sng" algn="ctr">
+        <a:solidFill>
+          <a:schemeClr val="tx1">
+            <a:lumMod val="50000"/>
+            <a:lumOff val="50000"/>
+          </a:schemeClr>
+        </a:solidFill>
+        <a:round/>
+      </a:ln>
+    </cs:spPr>
+  </cs:hiLoLine>
+  <cs:leaderLine>
+    <cs:lnRef idx="0"/>
+    <cs:fillRef idx="0"/>
+    <cs:effectRef idx="0"/>
+    <cs:fontRef idx="minor">
+      <a:schemeClr val="tx1"/>
+    </cs:fontRef>
+    <cs:spPr>
+      <a:ln w="9525" cap="flat" cmpd="sng" algn="ctr">
+        <a:solidFill>
+          <a:schemeClr val="tx1">
+            <a:lumMod val="35000"/>
+            <a:lumOff val="65000"/>
+          </a:schemeClr>
+        </a:solidFill>
+        <a:round/>
+      </a:ln>
+    </cs:spPr>
+  </cs:leaderLine>
+  <cs:legend>
+    <cs:lnRef idx="0"/>
+    <cs:fillRef idx="0"/>
+    <cs:effectRef idx="0"/>
+    <cs:fontRef idx="minor">
+      <a:schemeClr val="tx1">
+        <a:lumMod val="65000"/>
+        <a:lumOff val="35000"/>
+      </a:schemeClr>
+    </cs:fontRef>
+    <cs:defRPr sz="900" kern="1200"/>
+  </cs:legend>
+  <cs:plotArea mods="allowNoFillOverride allowNoLineOverride">
+    <cs:lnRef idx="0"/>
+    <cs:fillRef idx="0"/>
+    <cs:effectRef idx="0"/>
+    <cs:fontRef idx="minor">
+      <a:schemeClr val="tx1"/>
+    </cs:fontRef>
+  </cs:plotArea>
+  <cs:plotArea3D mods="allowNoFillOverride allowNoLineOverride">
+    <cs:lnRef idx="0"/>
+    <cs:fillRef idx="0"/>
+    <cs:effectRef idx="0"/>
+    <cs:fontRef idx="minor">
+      <a:schemeClr val="tx1"/>
+    </cs:fontRef>
+  </cs:plotArea3D>
+  <cs:seriesAxis>
+    <cs:lnRef idx="0"/>
+    <cs:fillRef idx="0"/>
+    <cs:effectRef idx="0"/>
+    <cs:fontRef idx="minor">
+      <a:schemeClr val="tx1">
+        <a:lumMod val="65000"/>
+        <a:lumOff val="35000"/>
+      </a:schemeClr>
+    </cs:fontRef>
+    <cs:defRPr sz="900" kern="1200"/>
+  </cs:seriesAxis>
+  <cs:seriesLine>
+    <cs:lnRef idx="0"/>
+    <cs:fillRef idx="0"/>
+    <cs:effectRef idx="0"/>
+    <cs:fontRef idx="minor">
+      <a:schemeClr val="tx1"/>
+    </cs:fontRef>
+    <cs:spPr>
+      <a:ln w="9525" cap="flat" cmpd="sng" algn="ctr">
+        <a:solidFill>
+          <a:schemeClr val="tx1">
+            <a:lumMod val="35000"/>
+            <a:lumOff val="65000"/>
+          </a:schemeClr>
+        </a:solidFill>
+        <a:round/>
+      </a:ln>
+    </cs:spPr>
+  </cs:seriesLine>
+  <cs:title>
+    <cs:lnRef idx="0"/>
+    <cs:fillRef idx="0"/>
+    <cs:effectRef idx="0"/>
+    <cs:fontRef idx="minor">
+      <a:schemeClr val="tx1">
+        <a:lumMod val="65000"/>
+        <a:lumOff val="35000"/>
+      </a:schemeClr>
+    </cs:fontRef>
+    <cs:defRPr sz="1400" b="0" kern="1200" spc="0" baseline="0"/>
+  </cs:title>
+  <cs:trendline>
+    <cs:lnRef idx="0">
+      <cs:styleClr val="auto"/>
+    </cs:lnRef>
+    <cs:fillRef idx="0"/>
+    <cs:effectRef idx="0"/>
+    <cs:fontRef idx="minor">
+      <a:schemeClr val="tx1"/>
+    </cs:fontRef>
+    <cs:spPr>
+      <a:ln w="19050" cap="rnd">
+        <a:solidFill>
+          <a:schemeClr val="phClr"/>
+        </a:solidFill>
+        <a:prstDash val="sysDot"/>
+      </a:ln>
+    </cs:spPr>
+  </cs:trendline>
+  <cs:trendlineLabel>
+    <cs:lnRef idx="0"/>
+    <cs:fillRef idx="0"/>
+    <cs:effectRef idx="0"/>
+    <cs:fontRef idx="minor">
+      <a:schemeClr val="tx1">
+        <a:lumMod val="65000"/>
+        <a:lumOff val="35000"/>
+      </a:schemeClr>
+    </cs:fontRef>
+    <cs:defRPr sz="900" kern="1200"/>
+  </cs:trendlineLabel>
+  <cs:upBar>
+    <cs:lnRef idx="0"/>
+    <cs:fillRef idx="0"/>
+    <cs:effectRef idx="0"/>
+    <cs:fontRef idx="minor">
+      <a:schemeClr val="tx1"/>
+    </cs:fontRef>
+    <cs:spPr>
+      <a:solidFill>
+        <a:schemeClr val="lt1"/>
+      </a:solidFill>
+      <a:ln w="9525" cap="flat" cmpd="sng" algn="ctr">
+        <a:solidFill>
+          <a:schemeClr val="tx1">
+            <a:lumMod val="65000"/>
+            <a:lumOff val="35000"/>
+          </a:schemeClr>
+        </a:solidFill>
+        <a:round/>
+      </a:ln>
+    </cs:spPr>
+  </cs:upBar>
+  <cs:valueAxis>
+    <cs:lnRef idx="0"/>
+    <cs:fillRef idx="0"/>
+    <cs:effectRef idx="0"/>
+    <cs:fontRef idx="minor">
+      <a:schemeClr val="tx1">
+        <a:lumMod val="65000"/>
+        <a:lumOff val="35000"/>
+      </a:schemeClr>
+    </cs:fontRef>
+    <cs:spPr>
+      <a:ln w="9525" cap="flat" cmpd="sng" algn="ctr">
+        <a:solidFill>
+          <a:schemeClr val="tx1">
+            <a:lumMod val="25000"/>
+            <a:lumOff val="75000"/>
+          </a:schemeClr>
+        </a:solidFill>
+        <a:round/>
+      </a:ln>
+    </cs:spPr>
+    <cs:defRPr sz="900" kern="1200"/>
+  </cs:valueAxis>
+  <cs:wall>
+    <cs:lnRef idx="0"/>
+    <cs:fillRef idx="0"/>
+    <cs:effectRef idx="0"/>
+    <cs:fontRef idx="minor">
+      <a:schemeClr val="tx1"/>
+    </cs:fontRef>
+    <cs:spPr>
+      <a:noFill/>
+      <a:ln>
+        <a:noFill/>
+      </a:ln>
+    </cs:spPr>
+  </cs:wall>
+</cs:chartStyle>
+</file>
+
 <file path=word/theme/theme1.xml><?xml version="1.0" encoding="utf-8"?>
 <a:theme xmlns:a="http://schemas.openxmlformats.org/drawingml/2006/main" name="Office Theme">
   <a:themeElements>
